--- a/лаб 4/Отчет 4.docx
+++ b/лаб 4/Отчет 4.docx
@@ -251,7 +251,7 @@
           <w:sz w:val="28"/>
           <w:szCs w:val="28"/>
         </w:rPr>
-        <w:t>2</w:t>
+        <w:t>4</w:t>
       </w:r>
     </w:p>
     <w:p>
@@ -685,7 +685,28 @@
           <w:szCs w:val="28"/>
         </w:rPr>
         <w:lastRenderedPageBreak/>
-        <w:t>Работы с платой по SSH.</w:t>
+        <w:t xml:space="preserve">Создание основных компонентов образа. Ядро </w:t>
+      </w:r>
+      <w:r>
+        <w:rPr>
+          <w:rFonts w:ascii="Times New Roman" w:hAnsi="Times New Roman" w:cs="Times New Roman"/>
+          <w:b/>
+          <w:bCs/>
+          <w:sz w:val="28"/>
+          <w:szCs w:val="28"/>
+          <w:lang w:val="en-US"/>
+        </w:rPr>
+        <w:t>Linux</w:t>
+      </w:r>
+      <w:r>
+        <w:rPr>
+          <w:rFonts w:ascii="Times New Roman" w:hAnsi="Times New Roman" w:cs="Times New Roman"/>
+          <w:b/>
+          <w:bCs/>
+          <w:sz w:val="28"/>
+          <w:szCs w:val="28"/>
+        </w:rPr>
+        <w:t>.</w:t>
       </w:r>
     </w:p>
     <w:p>
@@ -733,15 +754,31 @@
           <w:sz w:val="28"/>
           <w:szCs w:val="28"/>
         </w:rPr>
-        <w:t xml:space="preserve">: </w:t>
-      </w:r>
-      <w:r>
-        <w:rPr>
-          <w:rFonts w:ascii="Times New Roman" w:hAnsi="Times New Roman" w:cs="Times New Roman"/>
-          <w:sz w:val="28"/>
-          <w:szCs w:val="28"/>
-        </w:rPr>
-        <w:t>Освоить методы удаленного взаимодействия с одноплатным компьютером: научиться использовать и настраивать сетевое подключение по SSH, и выполнять передачу файлов между системами.</w:t>
+        <w:t>:</w:t>
+      </w:r>
+      <w:r>
+        <w:rPr>
+          <w:rFonts w:ascii="Times New Roman" w:hAnsi="Times New Roman" w:cs="Times New Roman"/>
+          <w:sz w:val="28"/>
+          <w:szCs w:val="28"/>
+        </w:rPr>
+        <w:t xml:space="preserve"> </w:t>
+      </w:r>
+      <w:r>
+        <w:rPr>
+          <w:rFonts w:ascii="Times New Roman" w:hAnsi="Times New Roman" w:cs="Times New Roman"/>
+          <w:sz w:val="28"/>
+          <w:szCs w:val="28"/>
+        </w:rPr>
+        <w:t>Изучить что такое ядро ОС и за что оно отвечает, научиться изменять конфигурационный файл для сборки ядра и собрать ядро с заданной конфигурацией</w:t>
+      </w:r>
+      <w:r>
+        <w:rPr>
+          <w:rFonts w:ascii="Times New Roman" w:hAnsi="Times New Roman" w:cs="Times New Roman"/>
+          <w:sz w:val="28"/>
+          <w:szCs w:val="28"/>
+        </w:rPr>
+        <w:t>.</w:t>
       </w:r>
     </w:p>
     <w:p>
@@ -801,27 +838,99 @@
         </w:numPr>
         <w:ind w:right="424"/>
         <w:rPr>
-          <w:rFonts w:ascii="Times New Roman" w:hAnsi="Times New Roman" w:cs="Times New Roman"/>
-          <w:sz w:val="28"/>
-          <w:szCs w:val="28"/>
-        </w:rPr>
-      </w:pPr>
-      <w:r>
-        <w:rPr>
-          <w:rFonts w:ascii="Times New Roman" w:hAnsi="Times New Roman" w:cs="Times New Roman"/>
-          <w:sz w:val="28"/>
-          <w:szCs w:val="28"/>
-        </w:rPr>
-        <w:t xml:space="preserve">На одноплатнике настроен </w:t>
-      </w:r>
-      <w:r>
-        <w:rPr>
-          <w:rFonts w:ascii="Times New Roman" w:hAnsi="Times New Roman" w:cs="Times New Roman"/>
-          <w:sz w:val="28"/>
-          <w:szCs w:val="28"/>
-          <w:lang w:val="en-US"/>
-        </w:rPr>
-        <w:t>ssh</w:t>
+          <w:rFonts w:cs="Times New Roman"/>
+          <w:sz w:val="28"/>
+          <w:szCs w:val="28"/>
+        </w:rPr>
+      </w:pPr>
+      <w:r>
+        <w:rPr>
+          <w:rFonts w:ascii="Times New Roman" w:hAnsi="Times New Roman" w:cs="Times New Roman"/>
+          <w:sz w:val="28"/>
+          <w:szCs w:val="28"/>
+        </w:rPr>
+        <w:t>Установлены</w:t>
+      </w:r>
+      <w:r>
+        <w:rPr>
+          <w:rFonts w:ascii="Times New Roman" w:hAnsi="Times New Roman" w:cs="Times New Roman"/>
+          <w:sz w:val="28"/>
+          <w:szCs w:val="28"/>
+        </w:rPr>
+        <w:t xml:space="preserve"> </w:t>
+      </w:r>
+      <w:r>
+        <w:rPr>
+          <w:rFonts w:ascii="Times New Roman" w:hAnsi="Times New Roman" w:cs="Times New Roman"/>
+          <w:sz w:val="28"/>
+          <w:szCs w:val="28"/>
+        </w:rPr>
+        <w:t>необходимые</w:t>
+      </w:r>
+      <w:r>
+        <w:rPr>
+          <w:rFonts w:ascii="Times New Roman" w:hAnsi="Times New Roman" w:cs="Times New Roman"/>
+          <w:sz w:val="28"/>
+          <w:szCs w:val="28"/>
+        </w:rPr>
+        <w:t xml:space="preserve"> </w:t>
+      </w:r>
+      <w:r>
+        <w:rPr>
+          <w:rFonts w:ascii="Times New Roman" w:hAnsi="Times New Roman" w:cs="Times New Roman"/>
+          <w:sz w:val="28"/>
+          <w:szCs w:val="28"/>
+        </w:rPr>
+        <w:t>пакеты</w:t>
+      </w:r>
+      <w:r>
+        <w:rPr>
+          <w:rFonts w:ascii="Times New Roman" w:hAnsi="Times New Roman" w:cs="Times New Roman"/>
+          <w:sz w:val="28"/>
+          <w:szCs w:val="28"/>
+        </w:rPr>
+        <w:t xml:space="preserve"> </w:t>
+      </w:r>
+      <w:r>
+        <w:rPr>
+          <w:rFonts w:ascii="Times New Roman" w:hAnsi="Times New Roman" w:cs="Times New Roman"/>
+          <w:sz w:val="28"/>
+          <w:szCs w:val="28"/>
+        </w:rPr>
+        <w:t>из</w:t>
+      </w:r>
+      <w:r>
+        <w:rPr>
+          <w:rFonts w:ascii="Times New Roman" w:hAnsi="Times New Roman" w:cs="Times New Roman"/>
+          <w:sz w:val="28"/>
+          <w:szCs w:val="28"/>
+        </w:rPr>
+        <w:t xml:space="preserve"> </w:t>
+      </w:r>
+      <w:r>
+        <w:rPr>
+          <w:rFonts w:ascii="Times New Roman" w:hAnsi="Times New Roman" w:cs="Times New Roman"/>
+          <w:sz w:val="28"/>
+          <w:szCs w:val="28"/>
+        </w:rPr>
+        <w:t>репозитория</w:t>
+      </w:r>
+      <w:r>
+        <w:rPr>
+          <w:rFonts w:ascii="Times New Roman" w:hAnsi="Times New Roman" w:cs="Times New Roman"/>
+          <w:sz w:val="28"/>
+          <w:szCs w:val="28"/>
+        </w:rPr>
+        <w:t xml:space="preserve"> </w:t>
+      </w:r>
+      <w:r>
+        <w:rPr>
+          <w:rFonts w:ascii="Times New Roman" w:hAnsi="Times New Roman" w:cs="Times New Roman"/>
+          <w:sz w:val="28"/>
+          <w:szCs w:val="28"/>
+          <w:lang w:val="en-US"/>
+        </w:rPr>
+        <w:t>Sisyphus</w:t>
       </w:r>
       <w:r>
         <w:rPr>
@@ -833,91 +942,33 @@
       </w:r>
       <w:r>
         <w:rPr>
-          <w:rFonts w:ascii="Times New Roman" w:hAnsi="Times New Roman" w:cs="Times New Roman"/>
-          <w:sz w:val="28"/>
-          <w:szCs w:val="28"/>
-        </w:rPr>
-        <w:t xml:space="preserve">Проверен кофигурационный файл по пути </w:t>
-      </w:r>
-      <w:r>
-        <w:rPr>
-          <w:rFonts w:ascii="Cascadia Mono Light" w:hAnsi="Cascadia Mono Light" w:cs="Times New Roman"/>
-          <w:sz w:val="28"/>
-          <w:szCs w:val="28"/>
-        </w:rPr>
-        <w:t>/</w:t>
-      </w:r>
-      <w:r>
-        <w:rPr>
-          <w:rFonts w:ascii="Cascadia Mono Light" w:hAnsi="Cascadia Mono Light" w:cs="Times New Roman"/>
-          <w:sz w:val="28"/>
-          <w:szCs w:val="28"/>
-          <w:lang w:val="en-US"/>
-        </w:rPr>
-        <w:t>etc</w:t>
-      </w:r>
-      <w:r>
-        <w:rPr>
-          <w:rFonts w:ascii="Cascadia Mono Light" w:hAnsi="Cascadia Mono Light" w:cs="Times New Roman"/>
-          <w:sz w:val="28"/>
-          <w:szCs w:val="28"/>
-        </w:rPr>
-        <w:t>/</w:t>
-      </w:r>
-      <w:r>
-        <w:rPr>
-          <w:rFonts w:ascii="Cascadia Mono Light" w:hAnsi="Cascadia Mono Light" w:cs="Times New Roman"/>
-          <w:sz w:val="28"/>
-          <w:szCs w:val="28"/>
-          <w:lang w:val="en-US"/>
-        </w:rPr>
-        <w:t>openssh</w:t>
-      </w:r>
-      <w:r>
-        <w:rPr>
-          <w:rFonts w:ascii="Cascadia Mono Light" w:hAnsi="Cascadia Mono Light" w:cs="Times New Roman"/>
-          <w:sz w:val="28"/>
-          <w:szCs w:val="28"/>
-        </w:rPr>
-        <w:t>/</w:t>
-      </w:r>
-      <w:r>
-        <w:rPr>
-          <w:rFonts w:ascii="Cascadia Mono Light" w:hAnsi="Cascadia Mono Light" w:cs="Times New Roman"/>
-          <w:sz w:val="28"/>
-          <w:szCs w:val="28"/>
-          <w:lang w:val="en-US"/>
-        </w:rPr>
-        <w:t>sshd</w:t>
-      </w:r>
-      <w:r>
-        <w:rPr>
-          <w:rFonts w:ascii="Cascadia Mono Light" w:hAnsi="Cascadia Mono Light" w:cs="Times New Roman"/>
-          <w:sz w:val="28"/>
-          <w:szCs w:val="28"/>
-        </w:rPr>
-        <w:t>_</w:t>
-      </w:r>
-      <w:r>
-        <w:rPr>
-          <w:rFonts w:ascii="Cascadia Mono Light" w:hAnsi="Cascadia Mono Light" w:cs="Times New Roman"/>
-          <w:sz w:val="28"/>
-          <w:szCs w:val="28"/>
-          <w:lang w:val="en-US"/>
-        </w:rPr>
-        <w:t>config</w:t>
-      </w:r>
-      <w:r>
-        <w:rPr>
-          <w:rFonts w:ascii="Cascadia Mono Light" w:hAnsi="Cascadia Mono Light" w:cs="Times New Roman"/>
-          <w:sz w:val="28"/>
-          <w:szCs w:val="28"/>
-        </w:rPr>
-        <w:t>.</w:t>
-      </w:r>
-      <w:r>
-        <w:rPr>
-          <w:rFonts w:ascii="Times New Roman" w:hAnsi="Times New Roman" w:cs="Times New Roman"/>
+          <w:rFonts w:ascii="Cascadia Code" w:hAnsi="Cascadia Code" w:cs="Times New Roman"/>
+          <w:sz w:val="28"/>
+          <w:szCs w:val="28"/>
+          <w:lang w:val="en-US"/>
+        </w:rPr>
+        <w:t>apt</w:t>
+      </w:r>
+      <w:r>
+        <w:rPr>
+          <w:rFonts w:ascii="Cascadia Code" w:hAnsi="Cascadia Code" w:cs="Times New Roman"/>
+          <w:sz w:val="28"/>
+          <w:szCs w:val="28"/>
+        </w:rPr>
+        <w:t>-</w:t>
+      </w:r>
+      <w:r>
+        <w:rPr>
+          <w:rFonts w:ascii="Cascadia Code" w:hAnsi="Cascadia Code" w:cs="Times New Roman"/>
+          <w:sz w:val="28"/>
+          <w:szCs w:val="28"/>
+          <w:lang w:val="en-US"/>
+        </w:rPr>
+        <w:t>get</w:t>
+      </w:r>
+      <w:r>
+        <w:rPr>
+          <w:rFonts w:ascii="Cascadia Code" w:hAnsi="Cascadia Code" w:cs="Times New Roman"/>
           <w:sz w:val="28"/>
           <w:szCs w:val="28"/>
         </w:rPr>
@@ -925,255 +976,338 @@
       </w:r>
       <w:r>
         <w:rPr>
-          <w:rFonts w:ascii="Times New Roman" w:hAnsi="Times New Roman" w:cs="Times New Roman"/>
-          <w:sz w:val="28"/>
-          <w:szCs w:val="28"/>
-          <w:lang w:val="en-US"/>
-        </w:rPr>
-        <w:t xml:space="preserve">IP </w:t>
-      </w:r>
-      <w:r>
-        <w:rPr>
-          <w:rFonts w:ascii="Times New Roman" w:hAnsi="Times New Roman" w:cs="Times New Roman"/>
-          <w:sz w:val="28"/>
-          <w:szCs w:val="28"/>
-        </w:rPr>
-        <w:t xml:space="preserve">адрес можно узнать введя команду </w:t>
-      </w:r>
-      <w:r>
-        <w:rPr>
-          <w:rFonts w:ascii="Cascadia Mono Light" w:hAnsi="Cascadia Mono Light" w:cs="Times New Roman"/>
-          <w:sz w:val="28"/>
-          <w:szCs w:val="28"/>
-          <w:lang w:val="en-US"/>
-        </w:rPr>
-        <w:t>ip a</w:t>
-      </w:r>
-      <w:r>
-        <w:rPr>
-          <w:rFonts w:ascii="Times New Roman" w:hAnsi="Times New Roman" w:cs="Times New Roman"/>
-          <w:sz w:val="28"/>
-          <w:szCs w:val="28"/>
-          <w:lang w:val="en-US"/>
+          <w:rFonts w:ascii="Cascadia Code" w:hAnsi="Cascadia Code" w:cs="Times New Roman"/>
+          <w:sz w:val="28"/>
+          <w:szCs w:val="28"/>
+          <w:lang w:val="en-US"/>
+        </w:rPr>
+        <w:t>install</w:t>
+      </w:r>
+      <w:r>
+        <w:rPr>
+          <w:rFonts w:ascii="Cascadia Code" w:hAnsi="Cascadia Code" w:cs="Times New Roman"/>
+          <w:sz w:val="28"/>
+          <w:szCs w:val="28"/>
+        </w:rPr>
+        <w:t xml:space="preserve"> </w:t>
+      </w:r>
+      <w:r>
+        <w:rPr>
+          <w:rFonts w:ascii="Cascadia Code" w:hAnsi="Cascadia Code" w:cs="Times New Roman"/>
+          <w:sz w:val="28"/>
+          <w:szCs w:val="28"/>
+          <w:lang w:val="en-US"/>
+        </w:rPr>
+        <w:t>wget</w:t>
+      </w:r>
+      <w:r>
+        <w:rPr>
+          <w:rFonts w:ascii="Cascadia Code" w:hAnsi="Cascadia Code" w:cs="Times New Roman"/>
+          <w:sz w:val="28"/>
+          <w:szCs w:val="28"/>
+        </w:rPr>
+        <w:t xml:space="preserve"> </w:t>
+      </w:r>
+      <w:r>
+        <w:rPr>
+          <w:rFonts w:ascii="Cascadia Code" w:hAnsi="Cascadia Code" w:cs="Times New Roman"/>
+          <w:sz w:val="28"/>
+          <w:szCs w:val="28"/>
+          <w:lang w:val="en-US"/>
+        </w:rPr>
+        <w:t>build</w:t>
+      </w:r>
+      <w:r>
+        <w:rPr>
+          <w:rFonts w:ascii="Cascadia Code" w:hAnsi="Cascadia Code" w:cs="Times New Roman"/>
+          <w:sz w:val="28"/>
+          <w:szCs w:val="28"/>
+        </w:rPr>
+        <w:t>-</w:t>
+      </w:r>
+      <w:r>
+        <w:rPr>
+          <w:rFonts w:ascii="Cascadia Code" w:hAnsi="Cascadia Code" w:cs="Times New Roman"/>
+          <w:sz w:val="28"/>
+          <w:szCs w:val="28"/>
+          <w:lang w:val="en-US"/>
+        </w:rPr>
+        <w:t>essential</w:t>
+      </w:r>
+      <w:r>
+        <w:rPr>
+          <w:rFonts w:ascii="Cascadia Code" w:hAnsi="Cascadia Code" w:cs="Times New Roman"/>
+          <w:sz w:val="28"/>
+          <w:szCs w:val="28"/>
+        </w:rPr>
+        <w:t xml:space="preserve"> </w:t>
+      </w:r>
+      <w:r>
+        <w:rPr>
+          <w:rFonts w:ascii="Cascadia Code" w:hAnsi="Cascadia Code" w:cs="Times New Roman"/>
+          <w:sz w:val="28"/>
+          <w:szCs w:val="28"/>
+          <w:lang w:val="en-US"/>
+        </w:rPr>
+        <w:t>bc</w:t>
+      </w:r>
+      <w:r>
+        <w:rPr>
+          <w:rFonts w:ascii="Cascadia Code" w:hAnsi="Cascadia Code" w:cs="Times New Roman"/>
+          <w:sz w:val="28"/>
+          <w:szCs w:val="28"/>
+        </w:rPr>
+        <w:t xml:space="preserve"> </w:t>
+      </w:r>
+      <w:r>
+        <w:rPr>
+          <w:rFonts w:ascii="Cascadia Code" w:hAnsi="Cascadia Code" w:cs="Times New Roman"/>
+          <w:sz w:val="28"/>
+          <w:szCs w:val="28"/>
+          <w:lang w:val="en-US"/>
+        </w:rPr>
+        <w:t>flex</w:t>
+      </w:r>
+      <w:r>
+        <w:rPr>
+          <w:rFonts w:ascii="Cascadia Code" w:hAnsi="Cascadia Code" w:cs="Times New Roman"/>
+          <w:sz w:val="28"/>
+          <w:szCs w:val="28"/>
+        </w:rPr>
+        <w:t xml:space="preserve"> </w:t>
+      </w:r>
+      <w:r>
+        <w:rPr>
+          <w:rFonts w:ascii="Cascadia Code" w:hAnsi="Cascadia Code" w:cs="Times New Roman"/>
+          <w:sz w:val="28"/>
+          <w:szCs w:val="28"/>
+          <w:lang w:val="en-US"/>
+        </w:rPr>
+        <w:t>bison</w:t>
+      </w:r>
+      <w:r>
+        <w:rPr>
+          <w:rFonts w:ascii="Cascadia Code" w:hAnsi="Cascadia Code" w:cs="Times New Roman"/>
+          <w:sz w:val="28"/>
+          <w:szCs w:val="28"/>
+        </w:rPr>
+        <w:t xml:space="preserve"> </w:t>
+      </w:r>
+      <w:r>
+        <w:rPr>
+          <w:rFonts w:ascii="Cascadia Code" w:hAnsi="Cascadia Code" w:cs="Times New Roman"/>
+          <w:sz w:val="28"/>
+          <w:szCs w:val="28"/>
+          <w:lang w:val="en-US"/>
+        </w:rPr>
+        <w:t>ncurses</w:t>
+      </w:r>
+      <w:r>
+        <w:rPr>
+          <w:rFonts w:ascii="Cascadia Code" w:hAnsi="Cascadia Code" w:cs="Times New Roman"/>
+          <w:sz w:val="28"/>
+          <w:szCs w:val="28"/>
+        </w:rPr>
+        <w:t>-</w:t>
+      </w:r>
+      <w:r>
+        <w:rPr>
+          <w:rFonts w:ascii="Cascadia Code" w:hAnsi="Cascadia Code" w:cs="Times New Roman"/>
+          <w:sz w:val="28"/>
+          <w:szCs w:val="28"/>
+          <w:lang w:val="en-US"/>
+        </w:rPr>
+        <w:t>devel</w:t>
+      </w:r>
+      <w:r>
+        <w:rPr>
+          <w:rFonts w:ascii="Cascadia Code" w:hAnsi="Cascadia Code" w:cs="Times New Roman"/>
+          <w:sz w:val="28"/>
+          <w:szCs w:val="28"/>
+        </w:rPr>
+        <w:t xml:space="preserve"> </w:t>
+      </w:r>
+      <w:r>
+        <w:rPr>
+          <w:rFonts w:ascii="Cascadia Code" w:hAnsi="Cascadia Code" w:cs="Times New Roman"/>
+          <w:sz w:val="28"/>
+          <w:szCs w:val="28"/>
+          <w:lang w:val="en-US"/>
+        </w:rPr>
+        <w:t>openssl</w:t>
+      </w:r>
+      <w:r>
+        <w:rPr>
+          <w:rFonts w:ascii="Cascadia Code" w:hAnsi="Cascadia Code" w:cs="Times New Roman"/>
+          <w:sz w:val="28"/>
+          <w:szCs w:val="28"/>
+        </w:rPr>
+        <w:t xml:space="preserve"> </w:t>
+      </w:r>
+      <w:r>
+        <w:rPr>
+          <w:rFonts w:ascii="Cascadia Code" w:hAnsi="Cascadia Code" w:cs="Times New Roman"/>
+          <w:sz w:val="28"/>
+          <w:szCs w:val="28"/>
+          <w:lang w:val="en-US"/>
+        </w:rPr>
+        <w:t>libssl</w:t>
+      </w:r>
+      <w:r>
+        <w:rPr>
+          <w:rFonts w:ascii="Cascadia Code" w:hAnsi="Cascadia Code" w:cs="Times New Roman"/>
+          <w:sz w:val="28"/>
+          <w:szCs w:val="28"/>
+        </w:rPr>
+        <w:t>-</w:t>
+      </w:r>
+      <w:r>
+        <w:rPr>
+          <w:rFonts w:ascii="Cascadia Code" w:hAnsi="Cascadia Code" w:cs="Times New Roman"/>
+          <w:sz w:val="28"/>
+          <w:szCs w:val="28"/>
+          <w:lang w:val="en-US"/>
+        </w:rPr>
+        <w:t>devel</w:t>
+      </w:r>
+      <w:r>
+        <w:rPr>
+          <w:rFonts w:ascii="Cascadia Code" w:hAnsi="Cascadia Code" w:cs="Times New Roman"/>
+          <w:sz w:val="28"/>
+          <w:szCs w:val="28"/>
+        </w:rPr>
+        <w:t xml:space="preserve"> </w:t>
+      </w:r>
+      <w:r>
+        <w:rPr>
+          <w:rFonts w:ascii="Cascadia Code" w:hAnsi="Cascadia Code" w:cs="Times New Roman"/>
+          <w:sz w:val="28"/>
+          <w:szCs w:val="28"/>
+          <w:lang w:val="en-US"/>
+        </w:rPr>
+        <w:t>dtc</w:t>
+      </w:r>
+      <w:r>
+        <w:rPr>
+          <w:rFonts w:ascii="Times New Roman" w:hAnsi="Times New Roman" w:cs="Times New Roman"/>
+          <w:sz w:val="28"/>
+          <w:szCs w:val="28"/>
+        </w:rPr>
+        <w:t xml:space="preserve">,  </w:t>
+      </w:r>
+      <w:r>
+        <w:rPr>
+          <w:rFonts w:ascii="Cascadia Code" w:hAnsi="Cascadia Code" w:cs="Times New Roman"/>
+          <w:sz w:val="28"/>
+          <w:szCs w:val="28"/>
+          <w:lang w:val="en-US"/>
+        </w:rPr>
+        <w:t>apt</w:t>
+      </w:r>
+      <w:r>
+        <w:rPr>
+          <w:rFonts w:ascii="Cascadia Code" w:hAnsi="Cascadia Code" w:cs="Times New Roman"/>
+          <w:sz w:val="28"/>
+          <w:szCs w:val="28"/>
+        </w:rPr>
+        <w:t>-</w:t>
+      </w:r>
+      <w:r>
+        <w:rPr>
+          <w:rFonts w:ascii="Cascadia Code" w:hAnsi="Cascadia Code" w:cs="Times New Roman"/>
+          <w:sz w:val="28"/>
+          <w:szCs w:val="28"/>
+          <w:lang w:val="en-US"/>
+        </w:rPr>
+        <w:t>get</w:t>
+      </w:r>
+      <w:r>
+        <w:rPr>
+          <w:rFonts w:ascii="Cascadia Code" w:hAnsi="Cascadia Code" w:cs="Times New Roman"/>
+          <w:sz w:val="28"/>
+          <w:szCs w:val="28"/>
+        </w:rPr>
+        <w:t xml:space="preserve"> </w:t>
+      </w:r>
+      <w:r>
+        <w:rPr>
+          <w:rFonts w:ascii="Cascadia Code" w:hAnsi="Cascadia Code" w:cs="Times New Roman"/>
+          <w:sz w:val="28"/>
+          <w:szCs w:val="28"/>
+          <w:lang w:val="en-US"/>
+        </w:rPr>
+        <w:t>install</w:t>
+      </w:r>
+      <w:r>
+        <w:rPr>
+          <w:rFonts w:ascii="Cascadia Code" w:hAnsi="Cascadia Code" w:cs="Times New Roman"/>
+          <w:sz w:val="28"/>
+          <w:szCs w:val="28"/>
+        </w:rPr>
+        <w:t xml:space="preserve"> </w:t>
+      </w:r>
+      <w:r>
+        <w:rPr>
+          <w:rFonts w:ascii="Cascadia Code" w:hAnsi="Cascadia Code" w:cs="Times New Roman"/>
+          <w:sz w:val="28"/>
+          <w:szCs w:val="28"/>
+          <w:lang w:val="en-US"/>
+        </w:rPr>
+        <w:t>kernel</w:t>
+      </w:r>
+      <w:r>
+        <w:rPr>
+          <w:rFonts w:ascii="Cascadia Code" w:hAnsi="Cascadia Code" w:cs="Times New Roman"/>
+          <w:sz w:val="28"/>
+          <w:szCs w:val="28"/>
+        </w:rPr>
+        <w:t>-</w:t>
+      </w:r>
+      <w:r>
+        <w:rPr>
+          <w:rFonts w:ascii="Cascadia Code" w:hAnsi="Cascadia Code" w:cs="Times New Roman"/>
+          <w:sz w:val="28"/>
+          <w:szCs w:val="28"/>
+          <w:lang w:val="en-US"/>
+        </w:rPr>
+        <w:t>source</w:t>
+      </w:r>
+      <w:r>
+        <w:rPr>
+          <w:rFonts w:ascii="Cascadia Code" w:hAnsi="Cascadia Code" w:cs="Times New Roman"/>
+          <w:sz w:val="28"/>
+          <w:szCs w:val="28"/>
+        </w:rPr>
+        <w:t>-6.16</w:t>
+      </w:r>
+      <w:r>
+        <w:rPr>
+          <w:rFonts w:ascii="Times New Roman" w:hAnsi="Times New Roman" w:cs="Times New Roman"/>
+          <w:sz w:val="28"/>
+          <w:szCs w:val="28"/>
         </w:rPr>
         <w:t xml:space="preserve">. </w:t>
       </w:r>
-    </w:p>
-    <w:p>
-      <w:pPr>
-        <w:pStyle w:val="af0"/>
-        <w:numPr>
-          <w:ilvl w:val="0"/>
-          <w:numId w:val="5"/>
-        </w:numPr>
-        <w:ind w:right="424"/>
-        <w:rPr>
-          <w:rFonts w:ascii="Times New Roman" w:hAnsi="Times New Roman" w:cs="Times New Roman"/>
-          <w:sz w:val="28"/>
-          <w:szCs w:val="28"/>
-        </w:rPr>
-      </w:pPr>
-      <w:r>
-        <w:rPr>
-          <w:rFonts w:ascii="Times New Roman" w:hAnsi="Times New Roman" w:cs="Times New Roman"/>
-          <w:sz w:val="28"/>
-          <w:szCs w:val="28"/>
-        </w:rPr>
-        <w:t xml:space="preserve">Создан на одноплатнике пользователь </w:t>
-      </w:r>
-      <w:r>
-        <w:rPr>
-          <w:rFonts w:ascii="Times New Roman" w:hAnsi="Times New Roman" w:cs="Times New Roman"/>
-          <w:sz w:val="28"/>
-          <w:szCs w:val="28"/>
-          <w:lang w:val="en-US"/>
-        </w:rPr>
-        <w:t>cheslichee</w:t>
-      </w:r>
-      <w:r>
-        <w:rPr>
-          <w:rFonts w:ascii="Times New Roman" w:hAnsi="Times New Roman" w:cs="Times New Roman"/>
-          <w:sz w:val="28"/>
-          <w:szCs w:val="28"/>
-        </w:rPr>
-        <w:t xml:space="preserve"> </w:t>
-      </w:r>
-      <w:r>
-        <w:rPr>
-          <w:rFonts w:ascii="Times New Roman" w:hAnsi="Times New Roman" w:cs="Times New Roman"/>
-          <w:sz w:val="28"/>
-          <w:szCs w:val="28"/>
-        </w:rPr>
-        <w:t xml:space="preserve">командой </w:t>
-      </w:r>
-      <w:r>
-        <w:rPr>
-          <w:rFonts w:ascii="Cascadia Mono Light" w:hAnsi="Cascadia Mono Light" w:cs="Times New Roman"/>
-          <w:sz w:val="28"/>
-          <w:szCs w:val="28"/>
-          <w:lang w:val="en-US"/>
-        </w:rPr>
-        <w:t>useradd</w:t>
-      </w:r>
-      <w:r>
-        <w:rPr>
-          <w:rFonts w:ascii="Cascadia Mono Light" w:hAnsi="Cascadia Mono Light" w:cs="Times New Roman"/>
-          <w:sz w:val="28"/>
-          <w:szCs w:val="28"/>
-        </w:rPr>
-        <w:t xml:space="preserve"> </w:t>
-      </w:r>
-      <w:r>
-        <w:rPr>
-          <w:rFonts w:ascii="Cascadia Mono Light" w:hAnsi="Cascadia Mono Light" w:cs="Times New Roman"/>
-          <w:sz w:val="28"/>
-          <w:szCs w:val="28"/>
-          <w:lang w:val="en-US"/>
-        </w:rPr>
-        <w:t>cheslichee</w:t>
-      </w:r>
-      <w:r>
-        <w:rPr>
-          <w:rFonts w:ascii="Times New Roman" w:hAnsi="Times New Roman" w:cs="Times New Roman"/>
-          <w:sz w:val="28"/>
-          <w:szCs w:val="28"/>
-        </w:rPr>
-        <w:t xml:space="preserve"> </w:t>
-      </w:r>
-      <w:r>
-        <w:rPr>
-          <w:rFonts w:ascii="Times New Roman" w:hAnsi="Times New Roman" w:cs="Times New Roman"/>
-          <w:sz w:val="28"/>
-          <w:szCs w:val="28"/>
-        </w:rPr>
-        <w:t xml:space="preserve">и установлен пароль командой </w:t>
-      </w:r>
-      <w:r>
-        <w:rPr>
-          <w:rFonts w:ascii="Cascadia Mono Light" w:hAnsi="Cascadia Mono Light" w:cs="Times New Roman"/>
-          <w:sz w:val="28"/>
-          <w:szCs w:val="28"/>
-          <w:lang w:val="en-US"/>
-        </w:rPr>
-        <w:t>passwd</w:t>
-      </w:r>
-      <w:r>
-        <w:rPr>
-          <w:rFonts w:ascii="Cascadia Mono Light" w:hAnsi="Cascadia Mono Light" w:cs="Times New Roman"/>
-          <w:sz w:val="28"/>
-          <w:szCs w:val="28"/>
-        </w:rPr>
-        <w:t xml:space="preserve"> пароль</w:t>
-      </w:r>
-      <w:r>
-        <w:rPr>
-          <w:rFonts w:ascii="Times New Roman" w:hAnsi="Times New Roman" w:cs="Times New Roman"/>
-          <w:sz w:val="28"/>
-          <w:szCs w:val="28"/>
-        </w:rPr>
-        <w:t xml:space="preserve">. </w:t>
-      </w:r>
-    </w:p>
-    <w:p>
-      <w:pPr>
-        <w:pStyle w:val="af0"/>
-        <w:numPr>
-          <w:ilvl w:val="0"/>
-          <w:numId w:val="5"/>
-        </w:numPr>
-        <w:ind w:right="424"/>
-        <w:rPr>
-          <w:rFonts w:cs="Times New Roman"/>
-          <w:sz w:val="28"/>
-          <w:szCs w:val="28"/>
-        </w:rPr>
-      </w:pPr>
-      <w:r>
-        <w:rPr>
-          <w:rFonts w:ascii="Times New Roman" w:hAnsi="Times New Roman" w:cs="Times New Roman"/>
-          <w:sz w:val="28"/>
-          <w:szCs w:val="28"/>
-        </w:rPr>
-        <w:t xml:space="preserve">С рабочего компьютера выполнено подключение по </w:t>
-      </w:r>
-      <w:r>
-        <w:rPr>
-          <w:rFonts w:ascii="Times New Roman" w:hAnsi="Times New Roman" w:cs="Times New Roman"/>
-          <w:sz w:val="28"/>
-          <w:szCs w:val="28"/>
-          <w:lang w:val="en-US"/>
-        </w:rPr>
-        <w:t>ssh</w:t>
-      </w:r>
-      <w:r>
-        <w:rPr>
-          <w:rFonts w:ascii="Times New Roman" w:hAnsi="Times New Roman" w:cs="Times New Roman"/>
-          <w:sz w:val="28"/>
-          <w:szCs w:val="28"/>
-        </w:rPr>
-        <w:t xml:space="preserve"> </w:t>
-      </w:r>
-      <w:r>
-        <w:rPr>
-          <w:rFonts w:ascii="Times New Roman" w:hAnsi="Times New Roman" w:cs="Times New Roman"/>
-          <w:sz w:val="28"/>
-          <w:szCs w:val="28"/>
-        </w:rPr>
-        <w:t xml:space="preserve">к одноплатнику: </w:t>
-      </w:r>
-      <w:r>
-        <w:rPr>
-          <w:rFonts w:ascii="Cascadia Mono Light" w:hAnsi="Cascadia Mono Light" w:cs="Times New Roman"/>
-          <w:sz w:val="28"/>
-          <w:szCs w:val="28"/>
-          <w:lang w:val="en-US"/>
-        </w:rPr>
-        <w:t>ssh</w:t>
-      </w:r>
-      <w:r>
-        <w:rPr>
-          <w:rFonts w:ascii="Cascadia Mono Light" w:hAnsi="Cascadia Mono Light" w:cs="Times New Roman"/>
-          <w:sz w:val="28"/>
-          <w:szCs w:val="28"/>
-        </w:rPr>
-        <w:t xml:space="preserve"> </w:t>
-      </w:r>
-      <w:r>
-        <w:rPr>
-          <w:rFonts w:ascii="Cascadia Mono Light" w:hAnsi="Cascadia Mono Light" w:cs="Times New Roman"/>
-          <w:sz w:val="28"/>
-          <w:szCs w:val="28"/>
-          <w:lang w:val="en-US"/>
-        </w:rPr>
-        <w:t>cheslichee</w:t>
-      </w:r>
-      <w:r>
-        <w:rPr>
-          <w:rFonts w:ascii="Cascadia Mono Light" w:hAnsi="Cascadia Mono Light" w:cs="Times New Roman"/>
-          <w:sz w:val="28"/>
-          <w:szCs w:val="28"/>
-        </w:rPr>
-        <w:t>@192.168.213.114</w:t>
-      </w:r>
-      <w:r>
-        <w:rPr>
-          <w:rFonts w:ascii="Times New Roman" w:hAnsi="Times New Roman" w:cs="Times New Roman"/>
-          <w:sz w:val="28"/>
-          <w:szCs w:val="28"/>
-        </w:rPr>
-        <w:t xml:space="preserve">. </w:t>
-      </w:r>
-      <w:r>
-        <w:rPr>
-          <w:rFonts w:cs="Times New Roman"/>
-          <w:sz w:val="28"/>
-          <w:szCs w:val="28"/>
+      <w:r>
+        <w:rPr>
+          <w:rFonts w:ascii="Times New Roman" w:hAnsi="Times New Roman" w:cs="Times New Roman"/>
+          <w:sz w:val="28"/>
+          <w:szCs w:val="28"/>
+        </w:rPr>
+        <w:t>луче</w:t>
+      </w:r>
+      <w:r>
+        <w:rPr>
+          <w:rFonts w:ascii="Times New Roman" w:hAnsi="Times New Roman" w:cs="Times New Roman"/>
+          <w:sz w:val="28"/>
+          <w:szCs w:val="28"/>
+          <w:lang w:val="en-US"/>
         </w:rPr>
         <w:drawing>
-          <wp:inline distT="0" distB="0" distL="0" distR="0" wp14:anchorId="44F75A51" wp14:editId="79D02030">
-            <wp:extent cx="6810488" cy="5113655"/>
-            <wp:effectExtent l="0" t="0" r="9525" b="0"/>
-            <wp:docPr id="832290239" name="Рисунок 2" descr="Изображение выглядит как текст, электроника, дисплей, монитор&#10;&#10;Содержимое, созданное искусственным интеллектом, может быть неверным."/>
+          <wp:inline distT="0" distB="0" distL="0" distR="0" wp14:anchorId="36BB0031" wp14:editId="62BD3297">
+            <wp:extent cx="6660515" cy="5352078"/>
+            <wp:effectExtent l="0" t="0" r="6985" b="1270"/>
+            <wp:docPr id="564623327" name="Рисунок 1" descr="Изображение выглядит как текст, снимок экрана, Шрифт&#10;&#10;Содержимое, созданное искусственным интеллектом, может быть неверным."/>
             <wp:cNvGraphicFramePr>
               <a:graphicFrameLocks xmlns:a="http://schemas.openxmlformats.org/drawingml/2006/main" noChangeAspect="1"/>
             </wp:cNvGraphicFramePr>
@@ -1181,36 +1315,23 @@
               <a:graphicData uri="http://schemas.openxmlformats.org/drawingml/2006/picture">
                 <pic:pic xmlns:pic="http://schemas.openxmlformats.org/drawingml/2006/picture">
                   <pic:nvPicPr>
-                    <pic:cNvPr id="832290239" name="Рисунок 2" descr="Изображение выглядит как текст, электроника, дисплей, монитор&#10;&#10;Содержимое, созданное искусственным интеллектом, может быть неверным."/>
-                    <pic:cNvPicPr>
-                      <a:picLocks noChangeAspect="1" noChangeArrowheads="1"/>
-                    </pic:cNvPicPr>
+                    <pic:cNvPr id="564623327" name="Рисунок 1" descr="Изображение выглядит как текст, снимок экрана, Шрифт&#10;&#10;Содержимое, созданное искусственным интеллектом, может быть неверным."/>
+                    <pic:cNvPicPr/>
                   </pic:nvPicPr>
                   <pic:blipFill>
-                    <a:blip r:embed="rId6" cstate="print">
-                      <a:extLst>
-                        <a:ext uri="{28A0092B-C50C-407E-A947-70E740481C1C}">
-                          <a14:useLocalDpi xmlns:a14="http://schemas.microsoft.com/office/drawing/2010/main" val="0"/>
-                        </a:ext>
-                      </a:extLst>
-                    </a:blip>
-                    <a:srcRect/>
+                    <a:blip r:embed="rId6"/>
                     <a:stretch>
                       <a:fillRect/>
                     </a:stretch>
                   </pic:blipFill>
-                  <pic:spPr bwMode="auto">
+                  <pic:spPr>
                     <a:xfrm>
                       <a:off x="0" y="0"/>
-                      <a:ext cx="6824483" cy="5124163"/>
+                      <a:ext cx="6665849" cy="5356364"/>
                     </a:xfrm>
                     <a:prstGeom prst="rect">
                       <a:avLst/>
                     </a:prstGeom>
-                    <a:noFill/>
-                    <a:ln>
-                      <a:noFill/>
-                    </a:ln>
                   </pic:spPr>
                 </pic:pic>
               </a:graphicData>
@@ -1218,229 +1339,29 @@
           </wp:inline>
         </w:drawing>
       </w:r>
-    </w:p>
-    <w:p>
-      <w:pPr>
-        <w:pStyle w:val="af0"/>
-        <w:numPr>
-          <w:ilvl w:val="0"/>
-          <w:numId w:val="5"/>
-        </w:numPr>
-        <w:ind w:right="424"/>
-        <w:rPr>
-          <w:rFonts w:cs="Times New Roman"/>
-          <w:sz w:val="28"/>
-          <w:szCs w:val="28"/>
-        </w:rPr>
-      </w:pPr>
-      <w:r>
-        <w:rPr>
-          <w:rFonts w:ascii="Times New Roman" w:hAnsi="Times New Roman" w:cs="Times New Roman"/>
-          <w:sz w:val="28"/>
-          <w:szCs w:val="28"/>
-        </w:rPr>
-        <w:t>Выполнена передача файла с рабочего ПК на одноплатник</w:t>
-      </w:r>
-      <w:r>
-        <w:rPr>
-          <w:rFonts w:ascii="Times New Roman" w:hAnsi="Times New Roman" w:cs="Times New Roman"/>
-          <w:sz w:val="28"/>
-          <w:szCs w:val="28"/>
-        </w:rPr>
-        <w:t xml:space="preserve"> </w:t>
-      </w:r>
-      <w:r>
-        <w:rPr>
-          <w:rFonts w:ascii="Times New Roman" w:hAnsi="Times New Roman" w:cs="Times New Roman"/>
-          <w:sz w:val="28"/>
-          <w:szCs w:val="28"/>
-        </w:rPr>
-        <w:t>в домашнюю директорию</w:t>
-      </w:r>
-      <w:r>
-        <w:rPr>
-          <w:rFonts w:ascii="Times New Roman" w:hAnsi="Times New Roman" w:cs="Times New Roman"/>
-          <w:sz w:val="28"/>
-          <w:szCs w:val="28"/>
-        </w:rPr>
-        <w:t xml:space="preserve"> </w:t>
-      </w:r>
-      <w:r>
-        <w:rPr>
-          <w:rFonts w:ascii="Times New Roman" w:hAnsi="Times New Roman" w:cs="Times New Roman"/>
-          <w:sz w:val="28"/>
-          <w:szCs w:val="28"/>
-        </w:rPr>
-        <w:t>созданного пользователя</w:t>
-      </w:r>
-      <w:r>
-        <w:rPr>
-          <w:rFonts w:ascii="Times New Roman" w:hAnsi="Times New Roman" w:cs="Times New Roman"/>
-          <w:sz w:val="28"/>
-          <w:szCs w:val="28"/>
-        </w:rPr>
-        <w:t xml:space="preserve">: </w:t>
-      </w:r>
-      <w:r>
-        <w:rPr>
-          <w:rFonts w:ascii="Cascadia Mono Light" w:hAnsi="Cascadia Mono Light" w:cs="Times New Roman"/>
-          <w:sz w:val="28"/>
-          <w:szCs w:val="28"/>
-          <w:lang w:val="en-US"/>
-        </w:rPr>
-        <w:t>scp</w:t>
-      </w:r>
-      <w:r>
-        <w:rPr>
-          <w:rFonts w:ascii="Cascadia Mono Light" w:hAnsi="Cascadia Mono Light" w:cs="Times New Roman"/>
-          <w:sz w:val="28"/>
-          <w:szCs w:val="28"/>
-        </w:rPr>
-        <w:t xml:space="preserve"> </w:t>
-      </w:r>
-      <w:r>
-        <w:rPr>
-          <w:rFonts w:ascii="Cascadia Mono Light" w:hAnsi="Cascadia Mono Light" w:cs="Times New Roman"/>
-          <w:sz w:val="28"/>
-          <w:szCs w:val="28"/>
-          <w:lang w:val="en-US"/>
-        </w:rPr>
-        <w:t>C</w:t>
-      </w:r>
-      <w:r>
-        <w:rPr>
-          <w:rFonts w:ascii="Cascadia Mono Light" w:hAnsi="Cascadia Mono Light" w:cs="Times New Roman"/>
-          <w:sz w:val="28"/>
-          <w:szCs w:val="28"/>
-        </w:rPr>
-        <w:t>_</w:t>
-      </w:r>
-      <w:r>
-        <w:rPr>
-          <w:rFonts w:ascii="Cascadia Mono Light" w:hAnsi="Cascadia Mono Light" w:cs="Times New Roman"/>
-          <w:sz w:val="28"/>
-          <w:szCs w:val="28"/>
-          <w:lang w:val="en-US"/>
-        </w:rPr>
-        <w:t>prog</w:t>
-      </w:r>
-      <w:r>
-        <w:rPr>
-          <w:rFonts w:ascii="Cascadia Mono Light" w:hAnsi="Cascadia Mono Light" w:cs="Times New Roman"/>
-          <w:sz w:val="28"/>
-          <w:szCs w:val="28"/>
-        </w:rPr>
-        <w:t>_</w:t>
-      </w:r>
-      <w:r>
-        <w:rPr>
-          <w:rFonts w:ascii="Cascadia Mono Light" w:hAnsi="Cascadia Mono Light" w:cs="Times New Roman"/>
-          <w:sz w:val="28"/>
-          <w:szCs w:val="28"/>
-          <w:lang w:val="en-US"/>
-        </w:rPr>
-        <w:t>bin</w:t>
-      </w:r>
-      <w:r>
-        <w:rPr>
-          <w:rFonts w:ascii="Cascadia Mono Light" w:hAnsi="Cascadia Mono Light" w:cs="Times New Roman"/>
-          <w:sz w:val="28"/>
-          <w:szCs w:val="28"/>
-        </w:rPr>
-        <w:t>_</w:t>
-      </w:r>
-      <w:r>
-        <w:rPr>
-          <w:rFonts w:ascii="Cascadia Mono Light" w:hAnsi="Cascadia Mono Light" w:cs="Times New Roman"/>
-          <w:sz w:val="28"/>
-          <w:szCs w:val="28"/>
-          <w:lang w:val="en-US"/>
-        </w:rPr>
-        <w:t>for</w:t>
-      </w:r>
-      <w:r>
-        <w:rPr>
-          <w:rFonts w:ascii="Cascadia Mono Light" w:hAnsi="Cascadia Mono Light" w:cs="Times New Roman"/>
-          <w:sz w:val="28"/>
-          <w:szCs w:val="28"/>
-        </w:rPr>
-        <w:t>_</w:t>
-      </w:r>
-      <w:r>
-        <w:rPr>
-          <w:rFonts w:ascii="Cascadia Mono Light" w:hAnsi="Cascadia Mono Light" w:cs="Times New Roman"/>
-          <w:sz w:val="28"/>
-          <w:szCs w:val="28"/>
-          <w:lang w:val="en-US"/>
-        </w:rPr>
-        <w:t>x</w:t>
-      </w:r>
-      <w:r>
-        <w:rPr>
-          <w:rFonts w:ascii="Cascadia Mono Light" w:hAnsi="Cascadia Mono Light" w:cs="Times New Roman"/>
-          <w:sz w:val="28"/>
-          <w:szCs w:val="28"/>
-        </w:rPr>
-        <w:t xml:space="preserve">86 </w:t>
-      </w:r>
-      <w:r>
-        <w:rPr>
-          <w:rFonts w:ascii="Cascadia Mono Light" w:hAnsi="Cascadia Mono Light" w:cs="Times New Roman"/>
-          <w:sz w:val="28"/>
-          <w:szCs w:val="28"/>
-          <w:lang w:val="en-US"/>
-        </w:rPr>
-        <w:t>cheslichee</w:t>
-      </w:r>
-      <w:r>
-        <w:rPr>
-          <w:rFonts w:ascii="Cascadia Mono Light" w:hAnsi="Cascadia Mono Light" w:cs="Times New Roman"/>
-          <w:sz w:val="28"/>
-          <w:szCs w:val="28"/>
-        </w:rPr>
-        <w:t>@192.168.213.114:/</w:t>
-      </w:r>
-      <w:r>
-        <w:rPr>
-          <w:rFonts w:ascii="Cascadia Mono Light" w:hAnsi="Cascadia Mono Light" w:cs="Times New Roman"/>
-          <w:sz w:val="28"/>
-          <w:szCs w:val="28"/>
-          <w:lang w:val="en-US"/>
-        </w:rPr>
-        <w:t>home</w:t>
-      </w:r>
-      <w:r>
-        <w:rPr>
-          <w:rFonts w:ascii="Cascadia Mono Light" w:hAnsi="Cascadia Mono Light" w:cs="Times New Roman"/>
-          <w:sz w:val="28"/>
-          <w:szCs w:val="28"/>
-        </w:rPr>
-        <w:t>/</w:t>
-      </w:r>
-      <w:r>
-        <w:rPr>
-          <w:rFonts w:ascii="Cascadia Mono Light" w:hAnsi="Cascadia Mono Light" w:cs="Times New Roman"/>
-          <w:sz w:val="28"/>
-          <w:szCs w:val="28"/>
-          <w:lang w:val="en-US"/>
-        </w:rPr>
-        <w:t>cheslichee</w:t>
-      </w:r>
-      <w:r>
-        <w:rPr>
-          <w:rFonts w:ascii="Cascadia Mono Light" w:hAnsi="Cascadia Mono Light" w:cs="Times New Roman"/>
-          <w:sz w:val="28"/>
-          <w:szCs w:val="28"/>
-        </w:rPr>
-        <w:t>/</w:t>
-      </w:r>
-      <w:r>
-        <w:rPr>
-          <w:rFonts w:ascii="Times New Roman" w:hAnsi="Times New Roman" w:cs="Times New Roman"/>
-          <w:sz w:val="28"/>
-          <w:szCs w:val="28"/>
-        </w:rPr>
-        <w:t xml:space="preserve"> </w:t>
+      <w:r>
+        <w:rPr>
+          <w:rFonts w:ascii="Times New Roman" w:hAnsi="Times New Roman" w:cs="Times New Roman"/>
+          <w:sz w:val="28"/>
+          <w:szCs w:val="28"/>
+        </w:rPr>
+        <w:t xml:space="preserve">Распакован полученный архив, находящийся в директории </w:t>
+      </w:r>
+      <w:r>
+        <w:rPr>
+          <w:rFonts w:ascii="Times New Roman" w:hAnsi="Times New Roman" w:cs="Times New Roman"/>
+          <w:sz w:val="28"/>
+          <w:szCs w:val="28"/>
+        </w:rPr>
+        <w:t>/usr/src/kernel/sources/kernel-source-6.16.tar</w:t>
+      </w:r>
+      <w:r>
+        <w:rPr>
+          <w:rFonts w:ascii="Times New Roman" w:hAnsi="Times New Roman" w:cs="Times New Roman"/>
+          <w:sz w:val="28"/>
+          <w:szCs w:val="28"/>
+        </w:rPr>
+        <w:t xml:space="preserve"> в домашнюю директорию через графический интерфейс пользователя. </w:t>
       </w:r>
       <w:r>
         <w:rPr>
@@ -1450,10 +1371,10 @@
         </w:rPr>
         <w:lastRenderedPageBreak/>
         <w:drawing>
-          <wp:inline distT="0" distB="0" distL="0" distR="0" wp14:anchorId="40E452F5" wp14:editId="4205F68C">
-            <wp:extent cx="6772275" cy="5084963"/>
-            <wp:effectExtent l="0" t="0" r="0" b="1905"/>
-            <wp:docPr id="557666030" name="Рисунок 4" descr="Изображение выглядит как текст, электроника, дисплей, компьютер&#10;&#10;Содержимое, созданное искусственным интеллектом, может быть неверным."/>
+          <wp:inline distT="0" distB="0" distL="0" distR="0" wp14:anchorId="3A787406" wp14:editId="2EDC0D76">
+            <wp:extent cx="6485712" cy="3648075"/>
+            <wp:effectExtent l="0" t="0" r="0" b="0"/>
+            <wp:docPr id="1505629367" name="Рисунок 10" descr="Изображение выглядит как текст, снимок экрана, программное обеспечение, компьютер&#10;&#10;Содержимое, созданное искусственным интеллектом, может быть неверным."/>
             <wp:cNvGraphicFramePr>
               <a:graphicFrameLocks xmlns:a="http://schemas.openxmlformats.org/drawingml/2006/main" noChangeAspect="1"/>
             </wp:cNvGraphicFramePr>
@@ -1461,7 +1382,7 @@
               <a:graphicData uri="http://schemas.openxmlformats.org/drawingml/2006/picture">
                 <pic:pic xmlns:pic="http://schemas.openxmlformats.org/drawingml/2006/picture">
                   <pic:nvPicPr>
-                    <pic:cNvPr id="557666030" name="Рисунок 4" descr="Изображение выглядит как текст, электроника, дисплей, компьютер&#10;&#10;Содержимое, созданное искусственным интеллектом, может быть неверным."/>
+                    <pic:cNvPr id="1505629367" name="Рисунок 10" descr="Изображение выглядит как текст, снимок экрана, программное обеспечение, компьютер&#10;&#10;Содержимое, созданное искусственным интеллектом, может быть неверным."/>
                     <pic:cNvPicPr>
                       <a:picLocks noChangeAspect="1" noChangeArrowheads="1"/>
                     </pic:cNvPicPr>
@@ -1482,7 +1403,7 @@
                   <pic:spPr bwMode="auto">
                     <a:xfrm>
                       <a:off x="0" y="0"/>
-                      <a:ext cx="6781789" cy="5092107"/>
+                      <a:ext cx="6496725" cy="3654269"/>
                     </a:xfrm>
                     <a:prstGeom prst="rect">
                       <a:avLst/>
@@ -1513,6 +1434,1342 @@
           <w:szCs w:val="28"/>
         </w:rPr>
       </w:pPr>
+      <w:r>
+        <w:rPr>
+          <w:rFonts w:ascii="Times New Roman" w:hAnsi="Times New Roman" w:cs="Times New Roman"/>
+          <w:sz w:val="28"/>
+          <w:szCs w:val="28"/>
+        </w:rPr>
+        <w:drawing>
+          <wp:inline distT="0" distB="0" distL="0" distR="0" wp14:anchorId="4BC7728E" wp14:editId="54510496">
+            <wp:extent cx="5582429" cy="1238423"/>
+            <wp:effectExtent l="0" t="0" r="0" b="0"/>
+            <wp:docPr id="1447925549" name="Рисунок 1" descr="Изображение выглядит как текст, снимок экрана, Шрифт&#10;&#10;Содержимое, созданное искусственным интеллектом, может быть неверным."/>
+            <wp:cNvGraphicFramePr>
+              <a:graphicFrameLocks xmlns:a="http://schemas.openxmlformats.org/drawingml/2006/main" noChangeAspect="1"/>
+            </wp:cNvGraphicFramePr>
+            <a:graphic xmlns:a="http://schemas.openxmlformats.org/drawingml/2006/main">
+              <a:graphicData uri="http://schemas.openxmlformats.org/drawingml/2006/picture">
+                <pic:pic xmlns:pic="http://schemas.openxmlformats.org/drawingml/2006/picture">
+                  <pic:nvPicPr>
+                    <pic:cNvPr id="1447925549" name="Рисунок 1" descr="Изображение выглядит как текст, снимок экрана, Шрифт&#10;&#10;Содержимое, созданное искусственным интеллектом, может быть неверным."/>
+                    <pic:cNvPicPr/>
+                  </pic:nvPicPr>
+                  <pic:blipFill>
+                    <a:blip r:embed="rId8"/>
+                    <a:stretch>
+                      <a:fillRect/>
+                    </a:stretch>
+                  </pic:blipFill>
+                  <pic:spPr>
+                    <a:xfrm>
+                      <a:off x="0" y="0"/>
+                      <a:ext cx="5582429" cy="1238423"/>
+                    </a:xfrm>
+                    <a:prstGeom prst="rect">
+                      <a:avLst/>
+                    </a:prstGeom>
+                  </pic:spPr>
+                </pic:pic>
+              </a:graphicData>
+            </a:graphic>
+          </wp:inline>
+        </w:drawing>
+      </w:r>
+      <w:r>
+        <w:rPr>
+          <w:rFonts w:ascii="Times New Roman" w:hAnsi="Times New Roman" w:cs="Times New Roman"/>
+          <w:sz w:val="28"/>
+          <w:szCs w:val="28"/>
+        </w:rPr>
+        <w:t xml:space="preserve"> </w:t>
+      </w:r>
+    </w:p>
+    <w:p>
+      <w:pPr>
+        <w:pStyle w:val="af0"/>
+        <w:numPr>
+          <w:ilvl w:val="0"/>
+          <w:numId w:val="5"/>
+        </w:numPr>
+        <w:ind w:right="424"/>
+        <w:rPr>
+          <w:rFonts w:ascii="Times New Roman" w:hAnsi="Times New Roman" w:cs="Times New Roman"/>
+          <w:sz w:val="28"/>
+          <w:szCs w:val="28"/>
+        </w:rPr>
+      </w:pPr>
+      <w:r>
+        <w:rPr>
+          <w:rFonts w:ascii="Times New Roman" w:hAnsi="Times New Roman" w:cs="Times New Roman"/>
+          <w:sz w:val="28"/>
+          <w:szCs w:val="28"/>
+        </w:rPr>
+        <w:t xml:space="preserve">Создан файл конфигурации по умолчанию с целевой архитектурой </w:t>
+      </w:r>
+      <w:r>
+        <w:rPr>
+          <w:rFonts w:ascii="Times New Roman" w:hAnsi="Times New Roman" w:cs="Times New Roman"/>
+          <w:sz w:val="28"/>
+          <w:szCs w:val="28"/>
+          <w:lang w:val="en-US"/>
+        </w:rPr>
+        <w:t>risc</w:t>
+      </w:r>
+      <w:r>
+        <w:rPr>
+          <w:rFonts w:ascii="Times New Roman" w:hAnsi="Times New Roman" w:cs="Times New Roman"/>
+          <w:sz w:val="28"/>
+          <w:szCs w:val="28"/>
+        </w:rPr>
+        <w:t>-</w:t>
+      </w:r>
+      <w:r>
+        <w:rPr>
+          <w:rFonts w:ascii="Times New Roman" w:hAnsi="Times New Roman" w:cs="Times New Roman"/>
+          <w:sz w:val="28"/>
+          <w:szCs w:val="28"/>
+          <w:lang w:val="en-US"/>
+        </w:rPr>
+        <w:t>v</w:t>
+      </w:r>
+      <w:r>
+        <w:rPr>
+          <w:rFonts w:ascii="Times New Roman" w:hAnsi="Times New Roman" w:cs="Times New Roman"/>
+          <w:sz w:val="28"/>
+          <w:szCs w:val="28"/>
+        </w:rPr>
+        <w:t xml:space="preserve">, указан кросс-компилятор: </w:t>
+      </w:r>
+      <w:r>
+        <w:rPr>
+          <w:rFonts w:ascii="Cascadia Code" w:hAnsi="Cascadia Code" w:cs="Times New Roman"/>
+          <w:sz w:val="28"/>
+          <w:szCs w:val="28"/>
+        </w:rPr>
+        <w:t>make ARCH=riscv CROSS_COMPILE=riscv64-linux-gnu- defconfig</w:t>
+      </w:r>
+      <w:r>
+        <w:rPr>
+          <w:rFonts w:ascii="Times New Roman" w:hAnsi="Times New Roman" w:cs="Times New Roman"/>
+          <w:sz w:val="28"/>
+          <w:szCs w:val="28"/>
+        </w:rPr>
+        <w:t xml:space="preserve">. </w:t>
+      </w:r>
+    </w:p>
+    <w:p>
+      <w:pPr>
+        <w:pStyle w:val="af0"/>
+        <w:numPr>
+          <w:ilvl w:val="0"/>
+          <w:numId w:val="5"/>
+        </w:numPr>
+        <w:ind w:right="424"/>
+        <w:rPr>
+          <w:rFonts w:cs="Times New Roman"/>
+          <w:sz w:val="28"/>
+          <w:szCs w:val="28"/>
+        </w:rPr>
+      </w:pPr>
+      <w:r>
+        <w:rPr>
+          <w:rFonts w:ascii="Times New Roman" w:hAnsi="Times New Roman" w:cs="Times New Roman"/>
+          <w:sz w:val="28"/>
+          <w:szCs w:val="28"/>
+        </w:rPr>
+        <w:t>Произведе</w:t>
+      </w:r>
+      <w:r>
+        <w:rPr>
+          <w:rFonts w:ascii="Times New Roman" w:hAnsi="Times New Roman" w:cs="Times New Roman"/>
+          <w:sz w:val="28"/>
+          <w:szCs w:val="28"/>
+        </w:rPr>
+        <w:t>на</w:t>
+      </w:r>
+      <w:r>
+        <w:rPr>
+          <w:rFonts w:ascii="Times New Roman" w:hAnsi="Times New Roman" w:cs="Times New Roman"/>
+          <w:sz w:val="28"/>
+          <w:szCs w:val="28"/>
+        </w:rPr>
+        <w:t xml:space="preserve"> донастройк</w:t>
+      </w:r>
+      <w:r>
+        <w:rPr>
+          <w:rFonts w:ascii="Times New Roman" w:hAnsi="Times New Roman" w:cs="Times New Roman"/>
+          <w:sz w:val="28"/>
+          <w:szCs w:val="28"/>
+        </w:rPr>
+        <w:t>а</w:t>
+      </w:r>
+      <w:r>
+        <w:rPr>
+          <w:rFonts w:ascii="Times New Roman" w:hAnsi="Times New Roman" w:cs="Times New Roman"/>
+          <w:sz w:val="28"/>
+          <w:szCs w:val="28"/>
+        </w:rPr>
+        <w:t xml:space="preserve"> получившейся конфигурации.</w:t>
+      </w:r>
+      <w:r>
+        <w:rPr>
+          <w:rFonts w:ascii="Times New Roman" w:hAnsi="Times New Roman" w:cs="Times New Roman"/>
+          <w:sz w:val="28"/>
+          <w:szCs w:val="28"/>
+        </w:rPr>
+        <w:t xml:space="preserve"> Вход</w:t>
+      </w:r>
+      <w:r>
+        <w:rPr>
+          <w:rFonts w:ascii="Times New Roman" w:hAnsi="Times New Roman" w:cs="Times New Roman"/>
+          <w:sz w:val="28"/>
+          <w:szCs w:val="28"/>
+          <w:lang w:val="en-US"/>
+        </w:rPr>
+        <w:t xml:space="preserve"> </w:t>
+      </w:r>
+      <w:r>
+        <w:rPr>
+          <w:rFonts w:ascii="Times New Roman" w:hAnsi="Times New Roman" w:cs="Times New Roman"/>
+          <w:sz w:val="28"/>
+          <w:szCs w:val="28"/>
+        </w:rPr>
+        <w:t>в</w:t>
+      </w:r>
+      <w:r>
+        <w:rPr>
+          <w:rFonts w:ascii="Times New Roman" w:hAnsi="Times New Roman" w:cs="Times New Roman"/>
+          <w:sz w:val="28"/>
+          <w:szCs w:val="28"/>
+          <w:lang w:val="en-US"/>
+        </w:rPr>
+        <w:t xml:space="preserve"> </w:t>
+      </w:r>
+      <w:r>
+        <w:rPr>
+          <w:rFonts w:ascii="Times New Roman" w:hAnsi="Times New Roman" w:cs="Times New Roman"/>
+          <w:sz w:val="28"/>
+          <w:szCs w:val="28"/>
+        </w:rPr>
+        <w:t>графическое</w:t>
+      </w:r>
+      <w:r>
+        <w:rPr>
+          <w:rFonts w:ascii="Times New Roman" w:hAnsi="Times New Roman" w:cs="Times New Roman"/>
+          <w:sz w:val="28"/>
+          <w:szCs w:val="28"/>
+          <w:lang w:val="en-US"/>
+        </w:rPr>
+        <w:t xml:space="preserve"> </w:t>
+      </w:r>
+      <w:r>
+        <w:rPr>
+          <w:rFonts w:ascii="Times New Roman" w:hAnsi="Times New Roman" w:cs="Times New Roman"/>
+          <w:sz w:val="28"/>
+          <w:szCs w:val="28"/>
+        </w:rPr>
+        <w:t>меню</w:t>
+      </w:r>
+      <w:r>
+        <w:rPr>
+          <w:rFonts w:ascii="Times New Roman" w:hAnsi="Times New Roman" w:cs="Times New Roman"/>
+          <w:sz w:val="28"/>
+          <w:szCs w:val="28"/>
+          <w:lang w:val="en-US"/>
+        </w:rPr>
+        <w:t xml:space="preserve">: </w:t>
+      </w:r>
+      <w:r>
+        <w:rPr>
+          <w:rFonts w:ascii="Cascadia Code" w:hAnsi="Cascadia Code" w:cs="Times New Roman"/>
+          <w:sz w:val="28"/>
+          <w:szCs w:val="28"/>
+          <w:lang w:val="en-US"/>
+        </w:rPr>
+        <w:t>make ARCH=riscv CROSS_COMPILE=riscv64-linux-gnu- menuconfig</w:t>
+      </w:r>
+      <w:r>
+        <w:rPr>
+          <w:rFonts w:ascii="Times New Roman" w:hAnsi="Times New Roman" w:cs="Times New Roman"/>
+          <w:sz w:val="28"/>
+          <w:szCs w:val="28"/>
+          <w:lang w:val="en-US"/>
+        </w:rPr>
+        <w:t xml:space="preserve">. </w:t>
+      </w:r>
+      <w:r>
+        <w:rPr>
+          <w:rFonts w:cs="Times New Roman"/>
+          <w:sz w:val="28"/>
+          <w:szCs w:val="28"/>
+        </w:rPr>
+        <w:drawing>
+          <wp:inline distT="0" distB="0" distL="0" distR="0" wp14:anchorId="76EFC825" wp14:editId="4054D8A1">
+            <wp:extent cx="6250940" cy="3516021"/>
+            <wp:effectExtent l="0" t="0" r="0" b="8255"/>
+            <wp:docPr id="821260257" name="Рисунок 2" descr="Изображение выглядит как текст, электроника, снимок экрана, дисплей&#10;&#10;Содержимое, созданное искусственным интеллектом, может быть неверным."/>
+            <wp:cNvGraphicFramePr>
+              <a:graphicFrameLocks xmlns:a="http://schemas.openxmlformats.org/drawingml/2006/main" noChangeAspect="1"/>
+            </wp:cNvGraphicFramePr>
+            <a:graphic xmlns:a="http://schemas.openxmlformats.org/drawingml/2006/main">
+              <a:graphicData uri="http://schemas.openxmlformats.org/drawingml/2006/picture">
+                <pic:pic xmlns:pic="http://schemas.openxmlformats.org/drawingml/2006/picture">
+                  <pic:nvPicPr>
+                    <pic:cNvPr id="821260257" name="Рисунок 2" descr="Изображение выглядит как текст, электроника, снимок экрана, дисплей&#10;&#10;Содержимое, созданное искусственным интеллектом, может быть неверным."/>
+                    <pic:cNvPicPr>
+                      <a:picLocks noChangeAspect="1" noChangeArrowheads="1"/>
+                    </pic:cNvPicPr>
+                  </pic:nvPicPr>
+                  <pic:blipFill>
+                    <a:blip r:embed="rId9" cstate="print">
+                      <a:extLst>
+                        <a:ext uri="{28A0092B-C50C-407E-A947-70E740481C1C}">
+                          <a14:useLocalDpi xmlns:a14="http://schemas.microsoft.com/office/drawing/2010/main" val="0"/>
+                        </a:ext>
+                      </a:extLst>
+                    </a:blip>
+                    <a:srcRect/>
+                    <a:stretch>
+                      <a:fillRect/>
+                    </a:stretch>
+                  </pic:blipFill>
+                  <pic:spPr bwMode="auto">
+                    <a:xfrm>
+                      <a:off x="0" y="0"/>
+                      <a:ext cx="6260754" cy="3521541"/>
+                    </a:xfrm>
+                    <a:prstGeom prst="rect">
+                      <a:avLst/>
+                    </a:prstGeom>
+                    <a:noFill/>
+                    <a:ln>
+                      <a:noFill/>
+                    </a:ln>
+                  </pic:spPr>
+                </pic:pic>
+              </a:graphicData>
+            </a:graphic>
+          </wp:inline>
+        </w:drawing>
+      </w:r>
+      <w:r>
+        <w:rPr>
+          <w:rFonts w:ascii="Times New Roman" w:hAnsi="Times New Roman" w:cs="Times New Roman"/>
+          <w:sz w:val="28"/>
+          <w:szCs w:val="28"/>
+          <w:lang w:val="en-US"/>
+        </w:rPr>
+        <w:t xml:space="preserve"> </w:t>
+      </w:r>
+      <w:r>
+        <w:rPr>
+          <w:rFonts w:ascii="Times New Roman" w:hAnsi="Times New Roman" w:cs="Times New Roman"/>
+          <w:sz w:val="28"/>
+          <w:szCs w:val="28"/>
+        </w:rPr>
+        <w:t xml:space="preserve">После нажатия на клавишу / можно выполнять поиск нужного параметра по его названию. Найден параметр </w:t>
+      </w:r>
+      <w:r>
+        <w:rPr>
+          <w:rFonts w:ascii="Times New Roman" w:hAnsi="Times New Roman" w:cs="Times New Roman"/>
+          <w:sz w:val="28"/>
+          <w:szCs w:val="28"/>
+        </w:rPr>
+        <w:t>PREEMPT_RT</w:t>
+      </w:r>
+      <w:r>
+        <w:rPr>
+          <w:rFonts w:ascii="Times New Roman" w:hAnsi="Times New Roman" w:cs="Times New Roman"/>
+          <w:sz w:val="28"/>
+          <w:szCs w:val="28"/>
+        </w:rPr>
+        <w:t xml:space="preserve">, который выключен. Его надо включить. Чтобы его включить надо обратить внимание на параменты из списка </w:t>
+      </w:r>
+      <w:r>
+        <w:rPr>
+          <w:rFonts w:ascii="Times New Roman" w:hAnsi="Times New Roman" w:cs="Times New Roman"/>
+          <w:sz w:val="28"/>
+          <w:szCs w:val="28"/>
+          <w:lang w:val="en-US"/>
+        </w:rPr>
+        <w:t>Depends</w:t>
+      </w:r>
+      <w:r>
+        <w:rPr>
+          <w:rFonts w:ascii="Times New Roman" w:hAnsi="Times New Roman" w:cs="Times New Roman"/>
+          <w:sz w:val="28"/>
+          <w:szCs w:val="28"/>
+        </w:rPr>
+        <w:t xml:space="preserve"> </w:t>
+      </w:r>
+      <w:r>
+        <w:rPr>
+          <w:rFonts w:ascii="Times New Roman" w:hAnsi="Times New Roman" w:cs="Times New Roman"/>
+          <w:sz w:val="28"/>
+          <w:szCs w:val="28"/>
+          <w:lang w:val="en-US"/>
+        </w:rPr>
+        <w:t>on</w:t>
+      </w:r>
+      <w:r>
+        <w:rPr>
+          <w:rFonts w:ascii="Times New Roman" w:hAnsi="Times New Roman" w:cs="Times New Roman"/>
+          <w:sz w:val="28"/>
+          <w:szCs w:val="28"/>
+        </w:rPr>
+        <w:t>. Эти параметры должны быть в указанном состонии для работы основного параметра.</w:t>
+      </w:r>
+      <w:r>
+        <w:rPr>
+          <w:rFonts w:cs="Times New Roman"/>
+          <w:sz w:val="28"/>
+          <w:szCs w:val="28"/>
+        </w:rPr>
+        <w:lastRenderedPageBreak/>
+        <w:drawing>
+          <wp:inline distT="0" distB="0" distL="0" distR="0" wp14:anchorId="01648977" wp14:editId="2602466F">
+            <wp:extent cx="6536514" cy="3676650"/>
+            <wp:effectExtent l="0" t="0" r="0" b="0"/>
+            <wp:docPr id="1688088741" name="Рисунок 4" descr="Изображение выглядит как текст, электроника, снимок экрана, дисплей&#10;&#10;Содержимое, созданное искусственным интеллектом, может быть неверным."/>
+            <wp:cNvGraphicFramePr>
+              <a:graphicFrameLocks xmlns:a="http://schemas.openxmlformats.org/drawingml/2006/main" noChangeAspect="1"/>
+            </wp:cNvGraphicFramePr>
+            <a:graphic xmlns:a="http://schemas.openxmlformats.org/drawingml/2006/main">
+              <a:graphicData uri="http://schemas.openxmlformats.org/drawingml/2006/picture">
+                <pic:pic xmlns:pic="http://schemas.openxmlformats.org/drawingml/2006/picture">
+                  <pic:nvPicPr>
+                    <pic:cNvPr id="1688088741" name="Рисунок 4" descr="Изображение выглядит как текст, электроника, снимок экрана, дисплей&#10;&#10;Содержимое, созданное искусственным интеллектом, может быть неверным."/>
+                    <pic:cNvPicPr>
+                      <a:picLocks noChangeAspect="1" noChangeArrowheads="1"/>
+                    </pic:cNvPicPr>
+                  </pic:nvPicPr>
+                  <pic:blipFill>
+                    <a:blip r:embed="rId10" cstate="print">
+                      <a:extLst>
+                        <a:ext uri="{28A0092B-C50C-407E-A947-70E740481C1C}">
+                          <a14:useLocalDpi xmlns:a14="http://schemas.microsoft.com/office/drawing/2010/main" val="0"/>
+                        </a:ext>
+                      </a:extLst>
+                    </a:blip>
+                    <a:srcRect/>
+                    <a:stretch>
+                      <a:fillRect/>
+                    </a:stretch>
+                  </pic:blipFill>
+                  <pic:spPr bwMode="auto">
+                    <a:xfrm>
+                      <a:off x="0" y="0"/>
+                      <a:ext cx="6547351" cy="3682745"/>
+                    </a:xfrm>
+                    <a:prstGeom prst="rect">
+                      <a:avLst/>
+                    </a:prstGeom>
+                    <a:noFill/>
+                    <a:ln>
+                      <a:noFill/>
+                    </a:ln>
+                  </pic:spPr>
+                </pic:pic>
+              </a:graphicData>
+            </a:graphic>
+          </wp:inline>
+        </w:drawing>
+      </w:r>
+      <w:r>
+        <w:rPr>
+          <w:rFonts w:ascii="Times New Roman" w:hAnsi="Times New Roman" w:cs="Times New Roman"/>
+          <w:sz w:val="28"/>
+          <w:szCs w:val="28"/>
+        </w:rPr>
+        <w:t xml:space="preserve"> Далее был включен </w:t>
+      </w:r>
+      <w:r>
+        <w:rPr>
+          <w:rFonts w:ascii="Times New Roman" w:hAnsi="Times New Roman" w:cs="Times New Roman"/>
+          <w:sz w:val="28"/>
+          <w:szCs w:val="28"/>
+          <w:lang w:val="en-US"/>
+        </w:rPr>
+        <w:t>wifi</w:t>
+      </w:r>
+      <w:r>
+        <w:rPr>
+          <w:rFonts w:ascii="Times New Roman" w:hAnsi="Times New Roman" w:cs="Times New Roman"/>
+          <w:sz w:val="28"/>
+          <w:szCs w:val="28"/>
+        </w:rPr>
+        <w:t>-</w:t>
+      </w:r>
+      <w:r>
+        <w:rPr>
+          <w:rFonts w:ascii="Times New Roman" w:hAnsi="Times New Roman" w:cs="Times New Roman"/>
+          <w:sz w:val="28"/>
+          <w:szCs w:val="28"/>
+        </w:rPr>
+        <w:t xml:space="preserve">модуль </w:t>
+      </w:r>
+      <w:r>
+        <w:rPr>
+          <w:rFonts w:ascii="Times New Roman" w:hAnsi="Times New Roman" w:cs="Times New Roman"/>
+          <w:sz w:val="28"/>
+          <w:szCs w:val="28"/>
+        </w:rPr>
+        <w:t>RTW88_8723DS</w:t>
+      </w:r>
+      <w:r>
+        <w:rPr>
+          <w:rFonts w:ascii="Times New Roman" w:hAnsi="Times New Roman" w:cs="Times New Roman"/>
+          <w:sz w:val="28"/>
+          <w:szCs w:val="28"/>
+        </w:rPr>
+        <w:t xml:space="preserve"> </w:t>
+      </w:r>
+      <w:r>
+        <w:rPr>
+          <w:rFonts w:cs="Times New Roman"/>
+          <w:sz w:val="28"/>
+          <w:szCs w:val="28"/>
+        </w:rPr>
+        <w:drawing>
+          <wp:inline distT="0" distB="0" distL="0" distR="0" wp14:anchorId="6B592AC3" wp14:editId="69BD80C7">
+            <wp:extent cx="6555740" cy="3687464"/>
+            <wp:effectExtent l="0" t="0" r="0" b="8255"/>
+            <wp:docPr id="414571283" name="Рисунок 6" descr="Изображение выглядит как текст, электроника, снимок экрана, программное обеспечение&#10;&#10;Содержимое, созданное искусственным интеллектом, может быть неверным."/>
+            <wp:cNvGraphicFramePr>
+              <a:graphicFrameLocks xmlns:a="http://schemas.openxmlformats.org/drawingml/2006/main" noChangeAspect="1"/>
+            </wp:cNvGraphicFramePr>
+            <a:graphic xmlns:a="http://schemas.openxmlformats.org/drawingml/2006/main">
+              <a:graphicData uri="http://schemas.openxmlformats.org/drawingml/2006/picture">
+                <pic:pic xmlns:pic="http://schemas.openxmlformats.org/drawingml/2006/picture">
+                  <pic:nvPicPr>
+                    <pic:cNvPr id="414571283" name="Рисунок 6" descr="Изображение выглядит как текст, электроника, снимок экрана, программное обеспечение&#10;&#10;Содержимое, созданное искусственным интеллектом, может быть неверным."/>
+                    <pic:cNvPicPr>
+                      <a:picLocks noChangeAspect="1" noChangeArrowheads="1"/>
+                    </pic:cNvPicPr>
+                  </pic:nvPicPr>
+                  <pic:blipFill>
+                    <a:blip r:embed="rId11" cstate="print">
+                      <a:extLst>
+                        <a:ext uri="{28A0092B-C50C-407E-A947-70E740481C1C}">
+                          <a14:useLocalDpi xmlns:a14="http://schemas.microsoft.com/office/drawing/2010/main" val="0"/>
+                        </a:ext>
+                      </a:extLst>
+                    </a:blip>
+                    <a:srcRect/>
+                    <a:stretch>
+                      <a:fillRect/>
+                    </a:stretch>
+                  </pic:blipFill>
+                  <pic:spPr bwMode="auto">
+                    <a:xfrm>
+                      <a:off x="0" y="0"/>
+                      <a:ext cx="6560320" cy="3690040"/>
+                    </a:xfrm>
+                    <a:prstGeom prst="rect">
+                      <a:avLst/>
+                    </a:prstGeom>
+                    <a:noFill/>
+                    <a:ln>
+                      <a:noFill/>
+                    </a:ln>
+                  </pic:spPr>
+                </pic:pic>
+              </a:graphicData>
+            </a:graphic>
+          </wp:inline>
+        </w:drawing>
+      </w:r>
+      <w:r>
+        <w:rPr>
+          <w:rFonts w:ascii="Times New Roman" w:hAnsi="Times New Roman" w:cs="Times New Roman"/>
+          <w:sz w:val="28"/>
+          <w:szCs w:val="28"/>
+        </w:rPr>
+        <w:t xml:space="preserve"> </w:t>
+      </w:r>
+      <w:r>
+        <w:rPr>
+          <w:rFonts w:ascii="Times New Roman" w:hAnsi="Times New Roman" w:cs="Times New Roman"/>
+          <w:sz w:val="28"/>
+          <w:szCs w:val="28"/>
+        </w:rPr>
+        <w:t xml:space="preserve">Далее </w:t>
+      </w:r>
+      <w:r>
+        <w:rPr>
+          <w:rFonts w:ascii="Times New Roman" w:hAnsi="Times New Roman" w:cs="Times New Roman"/>
+          <w:sz w:val="28"/>
+          <w:szCs w:val="28"/>
+        </w:rPr>
+        <w:t xml:space="preserve">добавлен любой уникальный параметр </w:t>
+      </w:r>
+      <w:r>
+        <w:rPr>
+          <w:rFonts w:ascii="Times New Roman" w:hAnsi="Times New Roman" w:cs="Times New Roman"/>
+          <w:sz w:val="28"/>
+          <w:szCs w:val="28"/>
+          <w:lang w:val="en-US"/>
+        </w:rPr>
+        <w:t>ADA</w:t>
+      </w:r>
+      <w:r>
+        <w:rPr>
+          <w:rFonts w:ascii="Times New Roman" w:hAnsi="Times New Roman" w:cs="Times New Roman"/>
+          <w:sz w:val="28"/>
+          <w:szCs w:val="28"/>
+        </w:rPr>
+        <w:t>4250</w:t>
+      </w:r>
+      <w:r>
+        <w:rPr>
+          <w:rFonts w:cs="Times New Roman"/>
+          <w:sz w:val="28"/>
+          <w:szCs w:val="28"/>
+        </w:rPr>
+        <w:lastRenderedPageBreak/>
+        <w:drawing>
+          <wp:inline distT="0" distB="0" distL="0" distR="0" wp14:anchorId="304D880D" wp14:editId="28227739">
+            <wp:extent cx="6650990" cy="3741041"/>
+            <wp:effectExtent l="0" t="0" r="0" b="0"/>
+            <wp:docPr id="1546273826" name="Рисунок 8" descr="Изображение выглядит как текст, электроника, снимок экрана, дисплей&#10;&#10;Содержимое, созданное искусственным интеллектом, может быть неверным."/>
+            <wp:cNvGraphicFramePr>
+              <a:graphicFrameLocks xmlns:a="http://schemas.openxmlformats.org/drawingml/2006/main" noChangeAspect="1"/>
+            </wp:cNvGraphicFramePr>
+            <a:graphic xmlns:a="http://schemas.openxmlformats.org/drawingml/2006/main">
+              <a:graphicData uri="http://schemas.openxmlformats.org/drawingml/2006/picture">
+                <pic:pic xmlns:pic="http://schemas.openxmlformats.org/drawingml/2006/picture">
+                  <pic:nvPicPr>
+                    <pic:cNvPr id="1546273826" name="Рисунок 8" descr="Изображение выглядит как текст, электроника, снимок экрана, дисплей&#10;&#10;Содержимое, созданное искусственным интеллектом, может быть неверным."/>
+                    <pic:cNvPicPr>
+                      <a:picLocks noChangeAspect="1" noChangeArrowheads="1"/>
+                    </pic:cNvPicPr>
+                  </pic:nvPicPr>
+                  <pic:blipFill>
+                    <a:blip r:embed="rId12" cstate="print">
+                      <a:extLst>
+                        <a:ext uri="{28A0092B-C50C-407E-A947-70E740481C1C}">
+                          <a14:useLocalDpi xmlns:a14="http://schemas.microsoft.com/office/drawing/2010/main" val="0"/>
+                        </a:ext>
+                      </a:extLst>
+                    </a:blip>
+                    <a:srcRect/>
+                    <a:stretch>
+                      <a:fillRect/>
+                    </a:stretch>
+                  </pic:blipFill>
+                  <pic:spPr bwMode="auto">
+                    <a:xfrm>
+                      <a:off x="0" y="0"/>
+                      <a:ext cx="6653568" cy="3742491"/>
+                    </a:xfrm>
+                    <a:prstGeom prst="rect">
+                      <a:avLst/>
+                    </a:prstGeom>
+                    <a:noFill/>
+                    <a:ln>
+                      <a:noFill/>
+                    </a:ln>
+                  </pic:spPr>
+                </pic:pic>
+              </a:graphicData>
+            </a:graphic>
+          </wp:inline>
+        </w:drawing>
+      </w:r>
+      <w:r>
+        <w:rPr>
+          <w:rFonts w:ascii="Times New Roman" w:hAnsi="Times New Roman" w:cs="Times New Roman"/>
+          <w:sz w:val="28"/>
+          <w:szCs w:val="28"/>
+        </w:rPr>
+        <w:t xml:space="preserve"> Выполнено сохранение конфигурации</w:t>
+      </w:r>
+      <w:r>
+        <w:rPr>
+          <w:rFonts w:ascii="Times New Roman" w:hAnsi="Times New Roman" w:cs="Times New Roman"/>
+          <w:sz w:val="28"/>
+          <w:szCs w:val="28"/>
+        </w:rPr>
+        <w:t xml:space="preserve"> </w:t>
+      </w:r>
+      <w:r>
+        <w:rPr>
+          <w:rFonts w:ascii="Times New Roman" w:hAnsi="Times New Roman" w:cs="Times New Roman"/>
+          <w:sz w:val="28"/>
+          <w:szCs w:val="28"/>
+        </w:rPr>
+        <w:t>выбором</w:t>
+      </w:r>
+      <w:r>
+        <w:rPr>
+          <w:rFonts w:ascii="Times New Roman" w:hAnsi="Times New Roman" w:cs="Times New Roman"/>
+          <w:sz w:val="28"/>
+          <w:szCs w:val="28"/>
+        </w:rPr>
+        <w:t xml:space="preserve"> и нажатием</w:t>
+      </w:r>
+      <w:r>
+        <w:rPr>
+          <w:rFonts w:ascii="Times New Roman" w:hAnsi="Times New Roman" w:cs="Times New Roman"/>
+          <w:sz w:val="28"/>
+          <w:szCs w:val="28"/>
+        </w:rPr>
+        <w:t xml:space="preserve"> </w:t>
+      </w:r>
+      <w:r>
+        <w:rPr>
+          <w:rFonts w:ascii="Times New Roman" w:hAnsi="Times New Roman" w:cs="Times New Roman"/>
+          <w:sz w:val="28"/>
+          <w:szCs w:val="28"/>
+        </w:rPr>
+        <w:t>&lt;</w:t>
+      </w:r>
+      <w:r>
+        <w:rPr>
+          <w:rFonts w:ascii="Times New Roman" w:hAnsi="Times New Roman" w:cs="Times New Roman"/>
+          <w:sz w:val="28"/>
+          <w:szCs w:val="28"/>
+          <w:lang w:val="en-US"/>
+        </w:rPr>
+        <w:t>save</w:t>
+      </w:r>
+      <w:r>
+        <w:rPr>
+          <w:rFonts w:ascii="Times New Roman" w:hAnsi="Times New Roman" w:cs="Times New Roman"/>
+          <w:sz w:val="28"/>
+          <w:szCs w:val="28"/>
+        </w:rPr>
+        <w:t xml:space="preserve">&gt; </w:t>
+      </w:r>
+      <w:r>
+        <w:rPr>
+          <w:rFonts w:ascii="Times New Roman" w:hAnsi="Times New Roman" w:cs="Times New Roman"/>
+          <w:sz w:val="28"/>
+          <w:szCs w:val="28"/>
+        </w:rPr>
+        <w:t>в графическом интерфейсе программы</w:t>
+      </w:r>
+      <w:r>
+        <w:rPr>
+          <w:rFonts w:ascii="Times New Roman" w:hAnsi="Times New Roman" w:cs="Times New Roman"/>
+          <w:sz w:val="28"/>
+          <w:szCs w:val="28"/>
+        </w:rPr>
+        <w:t>.</w:t>
+      </w:r>
+      <w:r>
+        <w:rPr>
+          <w:rFonts w:ascii="Times New Roman" w:hAnsi="Times New Roman" w:cs="Times New Roman"/>
+          <w:sz w:val="28"/>
+          <w:szCs w:val="28"/>
+        </w:rPr>
+        <w:t xml:space="preserve"> Имя полученной конфигурации изменено на </w:t>
+      </w:r>
+      <w:r>
+        <w:rPr>
+          <w:rFonts w:ascii="Times New Roman" w:hAnsi="Times New Roman" w:cs="Times New Roman"/>
+          <w:sz w:val="28"/>
+          <w:szCs w:val="28"/>
+          <w:lang w:val="en-US"/>
+        </w:rPr>
+        <w:t>chesconfig</w:t>
+      </w:r>
+      <w:r>
+        <w:rPr>
+          <w:rFonts w:ascii="Times New Roman" w:hAnsi="Times New Roman" w:cs="Times New Roman"/>
+          <w:sz w:val="28"/>
+          <w:szCs w:val="28"/>
+        </w:rPr>
+        <w:t>. Конфигурация по умолчанию была заранее скопирована и перемещена.</w:t>
+      </w:r>
+    </w:p>
+    <w:p>
+      <w:pPr>
+        <w:pStyle w:val="af0"/>
+        <w:numPr>
+          <w:ilvl w:val="0"/>
+          <w:numId w:val="5"/>
+        </w:numPr>
+        <w:ind w:right="424"/>
+        <w:rPr>
+          <w:rFonts w:cs="Times New Roman"/>
+          <w:sz w:val="28"/>
+          <w:szCs w:val="28"/>
+        </w:rPr>
+      </w:pPr>
+      <w:r>
+        <w:rPr>
+          <w:rFonts w:ascii="Times New Roman" w:hAnsi="Times New Roman" w:cs="Times New Roman"/>
+          <w:sz w:val="28"/>
+          <w:szCs w:val="28"/>
+        </w:rPr>
+        <w:t xml:space="preserve">Зафиксирована разница между полученной и стандартной конфигурацией утилитой </w:t>
+      </w:r>
+      <w:r>
+        <w:rPr>
+          <w:rFonts w:ascii="Times New Roman" w:hAnsi="Times New Roman" w:cs="Times New Roman"/>
+          <w:sz w:val="28"/>
+          <w:szCs w:val="28"/>
+          <w:lang w:val="en-US"/>
+        </w:rPr>
+        <w:t>diff</w:t>
+      </w:r>
+      <w:r>
+        <w:rPr>
+          <w:rFonts w:ascii="Times New Roman" w:hAnsi="Times New Roman" w:cs="Times New Roman"/>
+          <w:sz w:val="28"/>
+          <w:szCs w:val="28"/>
+        </w:rPr>
+        <w:t xml:space="preserve">. </w:t>
+      </w:r>
+      <w:r>
+        <w:rPr>
+          <w:rFonts w:ascii="Times New Roman" w:hAnsi="Times New Roman" w:cs="Times New Roman"/>
+          <w:sz w:val="28"/>
+          <w:szCs w:val="28"/>
+        </w:rPr>
+        <w:lastRenderedPageBreak/>
+        <w:drawing>
+          <wp:inline distT="0" distB="0" distL="0" distR="0" wp14:anchorId="04D12F7A" wp14:editId="57A81964">
+            <wp:extent cx="4639322" cy="8468907"/>
+            <wp:effectExtent l="0" t="0" r="8890" b="8890"/>
+            <wp:docPr id="342208720" name="Рисунок 1" descr="Изображение выглядит как текст, снимок экрана&#10;&#10;Содержимое, созданное искусственным интеллектом, может быть неверным."/>
+            <wp:cNvGraphicFramePr>
+              <a:graphicFrameLocks xmlns:a="http://schemas.openxmlformats.org/drawingml/2006/main" noChangeAspect="1"/>
+            </wp:cNvGraphicFramePr>
+            <a:graphic xmlns:a="http://schemas.openxmlformats.org/drawingml/2006/main">
+              <a:graphicData uri="http://schemas.openxmlformats.org/drawingml/2006/picture">
+                <pic:pic xmlns:pic="http://schemas.openxmlformats.org/drawingml/2006/picture">
+                  <pic:nvPicPr>
+                    <pic:cNvPr id="342208720" name="Рисунок 1" descr="Изображение выглядит как текст, снимок экрана&#10;&#10;Содержимое, созданное искусственным интеллектом, может быть неверным."/>
+                    <pic:cNvPicPr/>
+                  </pic:nvPicPr>
+                  <pic:blipFill>
+                    <a:blip r:embed="rId13"/>
+                    <a:stretch>
+                      <a:fillRect/>
+                    </a:stretch>
+                  </pic:blipFill>
+                  <pic:spPr>
+                    <a:xfrm>
+                      <a:off x="0" y="0"/>
+                      <a:ext cx="4639322" cy="8468907"/>
+                    </a:xfrm>
+                    <a:prstGeom prst="rect">
+                      <a:avLst/>
+                    </a:prstGeom>
+                  </pic:spPr>
+                </pic:pic>
+              </a:graphicData>
+            </a:graphic>
+          </wp:inline>
+        </w:drawing>
+      </w:r>
+      <w:r>
+        <w:rPr>
+          <w:rFonts w:ascii="Times New Roman" w:hAnsi="Times New Roman" w:cs="Times New Roman"/>
+          <w:sz w:val="28"/>
+          <w:szCs w:val="28"/>
+        </w:rPr>
+        <w:lastRenderedPageBreak/>
+        <w:drawing>
+          <wp:inline distT="0" distB="0" distL="0" distR="0" wp14:anchorId="03E3CB59" wp14:editId="7FBC29DC">
+            <wp:extent cx="3591426" cy="8764223"/>
+            <wp:effectExtent l="0" t="0" r="9525" b="0"/>
+            <wp:docPr id="1978854958" name="Рисунок 1" descr="Изображение выглядит как текст, снимок экрана, меню&#10;&#10;Содержимое, созданное искусственным интеллектом, может быть неверным."/>
+            <wp:cNvGraphicFramePr>
+              <a:graphicFrameLocks xmlns:a="http://schemas.openxmlformats.org/drawingml/2006/main" noChangeAspect="1"/>
+            </wp:cNvGraphicFramePr>
+            <a:graphic xmlns:a="http://schemas.openxmlformats.org/drawingml/2006/main">
+              <a:graphicData uri="http://schemas.openxmlformats.org/drawingml/2006/picture">
+                <pic:pic xmlns:pic="http://schemas.openxmlformats.org/drawingml/2006/picture">
+                  <pic:nvPicPr>
+                    <pic:cNvPr id="1978854958" name="Рисунок 1" descr="Изображение выглядит как текст, снимок экрана, меню&#10;&#10;Содержимое, созданное искусственным интеллектом, может быть неверным."/>
+                    <pic:cNvPicPr/>
+                  </pic:nvPicPr>
+                  <pic:blipFill>
+                    <a:blip r:embed="rId14"/>
+                    <a:stretch>
+                      <a:fillRect/>
+                    </a:stretch>
+                  </pic:blipFill>
+                  <pic:spPr>
+                    <a:xfrm>
+                      <a:off x="0" y="0"/>
+                      <a:ext cx="3591426" cy="8764223"/>
+                    </a:xfrm>
+                    <a:prstGeom prst="rect">
+                      <a:avLst/>
+                    </a:prstGeom>
+                  </pic:spPr>
+                </pic:pic>
+              </a:graphicData>
+            </a:graphic>
+          </wp:inline>
+        </w:drawing>
+      </w:r>
+    </w:p>
+    <w:p>
+      <w:pPr>
+        <w:pStyle w:val="af0"/>
+        <w:numPr>
+          <w:ilvl w:val="0"/>
+          <w:numId w:val="5"/>
+        </w:numPr>
+        <w:ind w:right="424"/>
+        <w:rPr>
+          <w:rFonts w:cs="Times New Roman"/>
+          <w:sz w:val="28"/>
+          <w:szCs w:val="28"/>
+          <w:lang w:val="en-US"/>
+        </w:rPr>
+      </w:pPr>
+      <w:r>
+        <w:rPr>
+          <w:rFonts w:ascii="Times New Roman" w:hAnsi="Times New Roman" w:cs="Times New Roman"/>
+          <w:sz w:val="28"/>
+          <w:szCs w:val="28"/>
+        </w:rPr>
+        <w:t>Запущена</w:t>
+      </w:r>
+      <w:r>
+        <w:rPr>
+          <w:rFonts w:ascii="Times New Roman" w:hAnsi="Times New Roman" w:cs="Times New Roman"/>
+          <w:sz w:val="28"/>
+          <w:szCs w:val="28"/>
+          <w:lang w:val="en-US"/>
+        </w:rPr>
+        <w:t xml:space="preserve"> </w:t>
+      </w:r>
+      <w:r>
+        <w:rPr>
+          <w:rFonts w:ascii="Times New Roman" w:hAnsi="Times New Roman" w:cs="Times New Roman"/>
+          <w:sz w:val="28"/>
+          <w:szCs w:val="28"/>
+        </w:rPr>
+        <w:t>сборка</w:t>
+      </w:r>
+      <w:r>
+        <w:rPr>
+          <w:rFonts w:ascii="Times New Roman" w:hAnsi="Times New Roman" w:cs="Times New Roman"/>
+          <w:sz w:val="28"/>
+          <w:szCs w:val="28"/>
+          <w:lang w:val="en-US"/>
+        </w:rPr>
+        <w:t xml:space="preserve"> </w:t>
+      </w:r>
+      <w:r>
+        <w:rPr>
+          <w:rFonts w:ascii="Times New Roman" w:hAnsi="Times New Roman" w:cs="Times New Roman"/>
+          <w:sz w:val="28"/>
+          <w:szCs w:val="28"/>
+        </w:rPr>
+        <w:t>ядра</w:t>
+      </w:r>
+      <w:r>
+        <w:rPr>
+          <w:rFonts w:ascii="Times New Roman" w:hAnsi="Times New Roman" w:cs="Times New Roman"/>
+          <w:sz w:val="28"/>
+          <w:szCs w:val="28"/>
+          <w:lang w:val="en-US"/>
+        </w:rPr>
+        <w:t>.</w:t>
+      </w:r>
+      <w:r>
+        <w:rPr>
+          <w:rFonts w:cs="Times New Roman"/>
+          <w:sz w:val="28"/>
+          <w:szCs w:val="28"/>
+          <w:lang w:val="en-US"/>
+        </w:rPr>
+        <w:t xml:space="preserve"> </w:t>
+      </w:r>
+      <w:r>
+        <w:rPr>
+          <w:rFonts w:ascii="Cascadia Code" w:hAnsi="Cascadia Code" w:cs="Times New Roman"/>
+          <w:sz w:val="28"/>
+          <w:szCs w:val="28"/>
+          <w:lang w:val="en-US"/>
+        </w:rPr>
+        <w:t>make ARCH=riscv CROSS_COMPILE=riscv64-linux-gnu- -j$(nproc)</w:t>
+      </w:r>
+      <w:r>
+        <w:rPr>
+          <w:rFonts w:ascii="Times New Roman" w:hAnsi="Times New Roman" w:cs="Times New Roman"/>
+          <w:sz w:val="28"/>
+          <w:szCs w:val="28"/>
+          <w:lang w:val="en-US"/>
+        </w:rPr>
+        <w:t xml:space="preserve">. </w:t>
+      </w:r>
+    </w:p>
+    <w:p>
+      <w:pPr>
+        <w:ind w:left="360" w:right="424"/>
+        <w:rPr>
+          <w:rFonts w:cs="Times New Roman"/>
+          <w:sz w:val="28"/>
+          <w:szCs w:val="28"/>
+        </w:rPr>
+      </w:pPr>
+      <w:r>
+        <w:rPr>
+          <w:rFonts w:cs="Times New Roman"/>
+          <w:sz w:val="28"/>
+          <w:szCs w:val="28"/>
+        </w:rPr>
+        <w:drawing>
+          <wp:inline distT="0" distB="0" distL="0" distR="0" wp14:anchorId="4ED0412B" wp14:editId="33A8618B">
+            <wp:extent cx="4563112" cy="485843"/>
+            <wp:effectExtent l="0" t="0" r="0" b="9525"/>
+            <wp:docPr id="1867575150" name="Рисунок 1" descr="Изображение выглядит как текст, снимок экрана, Шрифт, линия&#10;&#10;Содержимое, созданное искусственным интеллектом, может быть неверным."/>
+            <wp:cNvGraphicFramePr>
+              <a:graphicFrameLocks xmlns:a="http://schemas.openxmlformats.org/drawingml/2006/main" noChangeAspect="1"/>
+            </wp:cNvGraphicFramePr>
+            <a:graphic xmlns:a="http://schemas.openxmlformats.org/drawingml/2006/main">
+              <a:graphicData uri="http://schemas.openxmlformats.org/drawingml/2006/picture">
+                <pic:pic xmlns:pic="http://schemas.openxmlformats.org/drawingml/2006/picture">
+                  <pic:nvPicPr>
+                    <pic:cNvPr id="1867575150" name="Рисунок 1" descr="Изображение выглядит как текст, снимок экрана, Шрифт, линия&#10;&#10;Содержимое, созданное искусственным интеллектом, может быть неверным."/>
+                    <pic:cNvPicPr/>
+                  </pic:nvPicPr>
+                  <pic:blipFill>
+                    <a:blip r:embed="rId15"/>
+                    <a:stretch>
+                      <a:fillRect/>
+                    </a:stretch>
+                  </pic:blipFill>
+                  <pic:spPr>
+                    <a:xfrm>
+                      <a:off x="0" y="0"/>
+                      <a:ext cx="4563112" cy="485843"/>
+                    </a:xfrm>
+                    <a:prstGeom prst="rect">
+                      <a:avLst/>
+                    </a:prstGeom>
+                  </pic:spPr>
+                </pic:pic>
+              </a:graphicData>
+            </a:graphic>
+          </wp:inline>
+        </w:drawing>
+      </w:r>
+      <w:r>
+        <w:rPr>
+          <w:rFonts w:cs="Times New Roman"/>
+          <w:sz w:val="28"/>
+          <w:szCs w:val="28"/>
+        </w:rPr>
+        <w:t xml:space="preserve"> </w:t>
+      </w:r>
+      <w:r>
+        <w:rPr>
+          <w:rFonts w:ascii="Times New Roman" w:hAnsi="Times New Roman" w:cs="Times New Roman"/>
+          <w:sz w:val="28"/>
+          <w:szCs w:val="28"/>
+        </w:rPr>
+        <w:t xml:space="preserve">Готовые файлы образа ядра, </w:t>
+      </w:r>
+      <w:r>
+        <w:rPr>
+          <w:rFonts w:ascii="Times New Roman" w:hAnsi="Times New Roman" w:cs="Times New Roman"/>
+          <w:sz w:val="28"/>
+          <w:szCs w:val="28"/>
+        </w:rPr>
+        <w:t>файл сгенерированного дерева устройств</w:t>
+      </w:r>
+      <w:r>
+        <w:rPr>
+          <w:rFonts w:ascii="Times New Roman" w:hAnsi="Times New Roman" w:cs="Times New Roman"/>
+          <w:sz w:val="28"/>
+          <w:szCs w:val="28"/>
+        </w:rPr>
+        <w:t xml:space="preserve"> .</w:t>
+      </w:r>
+      <w:r>
+        <w:rPr>
+          <w:rFonts w:ascii="Times New Roman" w:hAnsi="Times New Roman" w:cs="Times New Roman"/>
+          <w:sz w:val="28"/>
+          <w:szCs w:val="28"/>
+          <w:lang w:val="en-US"/>
+        </w:rPr>
+        <w:t>dtb</w:t>
+      </w:r>
+      <w:r>
+        <w:rPr>
+          <w:rFonts w:ascii="Times New Roman" w:hAnsi="Times New Roman" w:cs="Times New Roman"/>
+          <w:sz w:val="28"/>
+          <w:szCs w:val="28"/>
+        </w:rPr>
+        <w:t xml:space="preserve"> в каталоге </w:t>
+      </w:r>
+      <w:r>
+        <w:rPr>
+          <w:rFonts w:ascii="Times New Roman" w:hAnsi="Times New Roman" w:cs="Times New Roman"/>
+          <w:sz w:val="28"/>
+          <w:szCs w:val="28"/>
+          <w:lang w:val="en-US"/>
+        </w:rPr>
+        <w:t>dts</w:t>
+      </w:r>
+      <w:r>
+        <w:rPr>
+          <w:rFonts w:ascii="Times New Roman" w:hAnsi="Times New Roman" w:cs="Times New Roman"/>
+          <w:sz w:val="28"/>
+          <w:szCs w:val="28"/>
+        </w:rPr>
+        <w:t>.</w:t>
+      </w:r>
+    </w:p>
+    <w:p>
+      <w:pPr>
+        <w:pStyle w:val="af0"/>
+        <w:numPr>
+          <w:ilvl w:val="0"/>
+          <w:numId w:val="5"/>
+        </w:numPr>
+        <w:ind w:right="424"/>
+        <w:rPr>
+          <w:rFonts w:cs="Times New Roman"/>
+          <w:sz w:val="28"/>
+          <w:szCs w:val="28"/>
+        </w:rPr>
+      </w:pPr>
+      <w:r>
+        <w:rPr>
+          <w:rFonts w:ascii="Times New Roman" w:hAnsi="Times New Roman" w:cs="Times New Roman"/>
+          <w:sz w:val="28"/>
+          <w:szCs w:val="28"/>
+        </w:rPr>
+        <w:t xml:space="preserve">Скопированы и сохранены ядро, файл конфигурации и </w:t>
+      </w:r>
+      <w:r>
+        <w:rPr>
+          <w:rFonts w:ascii="Times New Roman" w:hAnsi="Times New Roman" w:cs="Times New Roman"/>
+          <w:sz w:val="28"/>
+          <w:szCs w:val="28"/>
+        </w:rPr>
+        <w:t>sun20i-d1-lichee-rv-dock.dtb</w:t>
+      </w:r>
+      <w:r>
+        <w:rPr>
+          <w:rFonts w:ascii="Times New Roman" w:hAnsi="Times New Roman" w:cs="Times New Roman"/>
+          <w:sz w:val="28"/>
+          <w:szCs w:val="28"/>
+        </w:rPr>
+        <w:t xml:space="preserve"> на </w:t>
+      </w:r>
+      <w:r>
+        <w:rPr>
+          <w:rFonts w:ascii="Times New Roman" w:hAnsi="Times New Roman" w:cs="Times New Roman"/>
+          <w:sz w:val="28"/>
+          <w:szCs w:val="28"/>
+          <w:lang w:val="en-US"/>
+        </w:rPr>
+        <w:t>usb</w:t>
+      </w:r>
+      <w:r>
+        <w:rPr>
+          <w:rFonts w:ascii="Times New Roman" w:hAnsi="Times New Roman" w:cs="Times New Roman"/>
+          <w:sz w:val="28"/>
+          <w:szCs w:val="28"/>
+        </w:rPr>
+        <w:t xml:space="preserve"> </w:t>
+      </w:r>
+      <w:r>
+        <w:rPr>
+          <w:rFonts w:ascii="Times New Roman" w:hAnsi="Times New Roman" w:cs="Times New Roman"/>
+          <w:sz w:val="28"/>
+          <w:szCs w:val="28"/>
+          <w:lang w:val="en-US"/>
+        </w:rPr>
+        <w:t>flash</w:t>
+      </w:r>
+      <w:r>
+        <w:rPr>
+          <w:rFonts w:ascii="Times New Roman" w:hAnsi="Times New Roman" w:cs="Times New Roman"/>
+          <w:sz w:val="28"/>
+          <w:szCs w:val="28"/>
+        </w:rPr>
+        <w:t xml:space="preserve"> накопитель. Командой</w:t>
+      </w:r>
+      <w:r>
+        <w:rPr>
+          <w:rFonts w:cs="Times New Roman"/>
+          <w:sz w:val="28"/>
+          <w:szCs w:val="28"/>
+        </w:rPr>
+        <w:t xml:space="preserve"> </w:t>
+      </w:r>
+      <w:r>
+        <w:rPr>
+          <w:rFonts w:ascii="Cascadia Code" w:hAnsi="Cascadia Code" w:cs="Times New Roman"/>
+          <w:sz w:val="28"/>
+          <w:szCs w:val="28"/>
+          <w:lang w:val="en-US"/>
+        </w:rPr>
+        <w:t xml:space="preserve">cp </w:t>
+      </w:r>
+      <w:r>
+        <w:rPr>
+          <w:rFonts w:ascii="Cascadia Code" w:hAnsi="Cascadia Code" w:cs="Times New Roman"/>
+          <w:sz w:val="28"/>
+          <w:szCs w:val="28"/>
+        </w:rPr>
+        <w:t>директория_файла директория_в_которую_копируется</w:t>
+      </w:r>
+      <w:r>
+        <w:rPr>
+          <w:rFonts w:ascii="Times New Roman" w:hAnsi="Times New Roman" w:cs="Times New Roman"/>
+          <w:sz w:val="28"/>
+          <w:szCs w:val="28"/>
+        </w:rPr>
+        <w:t xml:space="preserve">. </w:t>
+      </w:r>
+      <w:r>
+        <w:rPr>
+          <w:rFonts w:ascii="Times New Roman" w:hAnsi="Times New Roman" w:cs="Times New Roman"/>
+          <w:sz w:val="28"/>
+          <w:szCs w:val="28"/>
+        </w:rPr>
+        <w:lastRenderedPageBreak/>
+        <w:drawing>
+          <wp:inline distT="0" distB="0" distL="0" distR="0" wp14:anchorId="5A252E63" wp14:editId="5F7181E6">
+            <wp:extent cx="4715533" cy="190527"/>
+            <wp:effectExtent l="0" t="0" r="0" b="0"/>
+            <wp:docPr id="1514972306" name="Рисунок 1"/>
+            <wp:cNvGraphicFramePr>
+              <a:graphicFrameLocks xmlns:a="http://schemas.openxmlformats.org/drawingml/2006/main" noChangeAspect="1"/>
+            </wp:cNvGraphicFramePr>
+            <a:graphic xmlns:a="http://schemas.openxmlformats.org/drawingml/2006/main">
+              <a:graphicData uri="http://schemas.openxmlformats.org/drawingml/2006/picture">
+                <pic:pic xmlns:pic="http://schemas.openxmlformats.org/drawingml/2006/picture">
+                  <pic:nvPicPr>
+                    <pic:cNvPr id="1514972306" name=""/>
+                    <pic:cNvPicPr/>
+                  </pic:nvPicPr>
+                  <pic:blipFill>
+                    <a:blip r:embed="rId16"/>
+                    <a:stretch>
+                      <a:fillRect/>
+                    </a:stretch>
+                  </pic:blipFill>
+                  <pic:spPr>
+                    <a:xfrm>
+                      <a:off x="0" y="0"/>
+                      <a:ext cx="4715533" cy="190527"/>
+                    </a:xfrm>
+                    <a:prstGeom prst="rect">
+                      <a:avLst/>
+                    </a:prstGeom>
+                  </pic:spPr>
+                </pic:pic>
+              </a:graphicData>
+            </a:graphic>
+          </wp:inline>
+        </w:drawing>
+      </w:r>
+      <w:r>
+        <w:rPr>
+          <w:rFonts w:ascii="Times New Roman" w:hAnsi="Times New Roman" w:cs="Times New Roman"/>
+          <w:sz w:val="28"/>
+          <w:szCs w:val="28"/>
+        </w:rPr>
+        <w:t xml:space="preserve"> </w:t>
+      </w:r>
+      <w:r>
+        <w:rPr>
+          <w:rFonts w:ascii="Times New Roman" w:hAnsi="Times New Roman" w:cs="Times New Roman"/>
+          <w:sz w:val="28"/>
+          <w:szCs w:val="28"/>
+        </w:rPr>
+        <w:drawing>
+          <wp:inline distT="0" distB="0" distL="0" distR="0" wp14:anchorId="2F29E691" wp14:editId="530C3441">
+            <wp:extent cx="6657973" cy="1537143"/>
+            <wp:effectExtent l="0" t="0" r="0" b="6350"/>
+            <wp:docPr id="1981614518" name="Рисунок 1" descr="Изображение выглядит как текст, снимок экрана, Шрифт&#10;&#10;Содержимое, созданное искусственным интеллектом, может быть неверным."/>
+            <wp:cNvGraphicFramePr>
+              <a:graphicFrameLocks xmlns:a="http://schemas.openxmlformats.org/drawingml/2006/main" noChangeAspect="1"/>
+            </wp:cNvGraphicFramePr>
+            <a:graphic xmlns:a="http://schemas.openxmlformats.org/drawingml/2006/main">
+              <a:graphicData uri="http://schemas.openxmlformats.org/drawingml/2006/picture">
+                <pic:pic xmlns:pic="http://schemas.openxmlformats.org/drawingml/2006/picture">
+                  <pic:nvPicPr>
+                    <pic:cNvPr id="1981614518" name="Рисунок 1" descr="Изображение выглядит как текст, снимок экрана, Шрифт&#10;&#10;Содержимое, созданное искусственным интеллектом, может быть неверным."/>
+                    <pic:cNvPicPr/>
+                  </pic:nvPicPr>
+                  <pic:blipFill>
+                    <a:blip r:embed="rId17"/>
+                    <a:stretch>
+                      <a:fillRect/>
+                    </a:stretch>
+                  </pic:blipFill>
+                  <pic:spPr>
+                    <a:xfrm>
+                      <a:off x="0" y="0"/>
+                      <a:ext cx="6664065" cy="1538549"/>
+                    </a:xfrm>
+                    <a:prstGeom prst="rect">
+                      <a:avLst/>
+                    </a:prstGeom>
+                  </pic:spPr>
+                </pic:pic>
+              </a:graphicData>
+            </a:graphic>
+          </wp:inline>
+        </w:drawing>
+      </w:r>
+      <w:r>
+        <w:rPr>
+          <w:rFonts w:ascii="Times New Roman" w:hAnsi="Times New Roman" w:cs="Times New Roman"/>
+          <w:sz w:val="28"/>
+          <w:szCs w:val="28"/>
+        </w:rPr>
+        <w:t xml:space="preserve"> </w:t>
+      </w:r>
+      <w:r>
+        <w:rPr>
+          <w:rFonts w:ascii="Times New Roman" w:hAnsi="Times New Roman" w:cs="Times New Roman"/>
+          <w:sz w:val="28"/>
+          <w:szCs w:val="28"/>
+        </w:rPr>
+        <w:drawing>
+          <wp:inline distT="0" distB="0" distL="0" distR="0" wp14:anchorId="48C3F1A2" wp14:editId="15B2FF42">
+            <wp:extent cx="5734850" cy="4363059"/>
+            <wp:effectExtent l="0" t="0" r="0" b="0"/>
+            <wp:docPr id="573914517" name="Рисунок 1" descr="Изображение выглядит как текст, снимок экрана&#10;&#10;Содержимое, созданное искусственным интеллектом, может быть неверным."/>
+            <wp:cNvGraphicFramePr>
+              <a:graphicFrameLocks xmlns:a="http://schemas.openxmlformats.org/drawingml/2006/main" noChangeAspect="1"/>
+            </wp:cNvGraphicFramePr>
+            <a:graphic xmlns:a="http://schemas.openxmlformats.org/drawingml/2006/main">
+              <a:graphicData uri="http://schemas.openxmlformats.org/drawingml/2006/picture">
+                <pic:pic xmlns:pic="http://schemas.openxmlformats.org/drawingml/2006/picture">
+                  <pic:nvPicPr>
+                    <pic:cNvPr id="573914517" name="Рисунок 1" descr="Изображение выглядит как текст, снимок экрана&#10;&#10;Содержимое, созданное искусственным интеллектом, может быть неверным."/>
+                    <pic:cNvPicPr/>
+                  </pic:nvPicPr>
+                  <pic:blipFill>
+                    <a:blip r:embed="rId18"/>
+                    <a:stretch>
+                      <a:fillRect/>
+                    </a:stretch>
+                  </pic:blipFill>
+                  <pic:spPr>
+                    <a:xfrm>
+                      <a:off x="0" y="0"/>
+                      <a:ext cx="5734850" cy="4363059"/>
+                    </a:xfrm>
+                    <a:prstGeom prst="rect">
+                      <a:avLst/>
+                    </a:prstGeom>
+                  </pic:spPr>
+                </pic:pic>
+              </a:graphicData>
+            </a:graphic>
+          </wp:inline>
+        </w:drawing>
+      </w:r>
     </w:p>
     <w:sectPr>
       <w:pgSz w:w="11906" w:h="16838"/>
